--- a/doc/詞/宋朝/辛棄疾/辛棄疾-醜奴兒·書博山道中壁.docx
+++ b/doc/詞/宋朝/辛棄疾/辛棄疾-醜奴兒·書博山道中壁.docx
@@ -1,6 +1,6 @@
 
 <file path=word/document.xml><?xml version="1.0" encoding="utf-8"?>
-<w:document xmlns:wpc="http://schemas.microsoft.com/office/word/2010/wordprocessingCanvas" xmlns:cx="http://schemas.microsoft.com/office/drawing/2014/chartex" xmlns:cx1="http://schemas.microsoft.com/office/drawing/2015/9/8/chartex" xmlns:cx2="http://schemas.microsoft.com/office/drawing/2015/10/21/chartex" xmlns:cx3="http://schemas.microsoft.com/office/drawing/2016/5/9/chartex" xmlns:cx4="http://schemas.microsoft.com/office/drawing/2016/5/10/chartex" xmlns:cx5="http://schemas.microsoft.com/office/drawing/2016/5/11/chartex" xmlns:cx6="http://schemas.microsoft.com/office/drawing/2016/5/12/chartex" xmlns:cx7="http://schemas.microsoft.com/office/drawing/2016/5/13/chartex" xmlns:cx8="http://schemas.microsoft.com/office/drawing/2016/5/14/chartex" xmlns:mc="http://schemas.openxmlformats.org/markup-compatibility/2006" xmlns:aink="http://schemas.microsoft.com/office/drawing/2016/ink" xmlns:am3d="http://schemas.microsoft.com/office/drawing/2017/model3d" xmlns:o="urn:schemas-microsoft-com:office:office" xmlns:r="http://schemas.openxmlformats.org/officeDocument/2006/relationships" xmlns:m="http://schemas.openxmlformats.org/officeDocument/2006/math" xmlns:v="urn:schemas-microsoft-com:vml" xmlns:wp14="http://schemas.microsoft.com/office/word/2010/wordprocessingDrawing" xmlns:wp="http://schemas.openxmlformats.org/drawingml/2006/wordprocessingDrawing" xmlns:w10="urn:schemas-microsoft-com:office:word" xmlns:w="http://schemas.openxmlformats.org/wordprocessingml/2006/main" xmlns:w14="http://schemas.microsoft.com/office/word/2010/wordml" xmlns:w15="http://schemas.microsoft.com/office/word/2012/wordml" xmlns:w16cex="http://schemas.microsoft.com/office/word/2018/wordml/cex" xmlns:w16cid="http://schemas.microsoft.com/office/word/2016/wordml/cid" xmlns:w16="http://schemas.microsoft.com/office/word/2018/wordml" xmlns:w16sdtdh="http://schemas.microsoft.com/office/word/2020/wordml/sdtdatahash" xmlns:w16se="http://schemas.microsoft.com/office/word/2015/wordml/symex" xmlns:wpg="http://schemas.microsoft.com/office/word/2010/wordprocessingGroup" xmlns:wpi="http://schemas.microsoft.com/office/word/2010/wordprocessingInk" xmlns:wne="http://schemas.microsoft.com/office/word/2006/wordml" xmlns:wps="http://schemas.microsoft.com/office/word/2010/wordprocessingShape" mc:Ignorable="w14 w15 w16se w16cid w16 w16cex w16sdtdh wp14">
+<w:document xmlns:wpc="http://schemas.microsoft.com/office/word/2010/wordprocessingCanvas" xmlns:cx="http://schemas.microsoft.com/office/drawing/2014/chartex" xmlns:cx1="http://schemas.microsoft.com/office/drawing/2015/9/8/chartex" xmlns:cx2="http://schemas.microsoft.com/office/drawing/2015/10/21/chartex" xmlns:cx3="http://schemas.microsoft.com/office/drawing/2016/5/9/chartex" xmlns:cx4="http://schemas.microsoft.com/office/drawing/2016/5/10/chartex" xmlns:cx5="http://schemas.microsoft.com/office/drawing/2016/5/11/chartex" xmlns:cx6="http://schemas.microsoft.com/office/drawing/2016/5/12/chartex" xmlns:cx7="http://schemas.microsoft.com/office/drawing/2016/5/13/chartex" xmlns:cx8="http://schemas.microsoft.com/office/drawing/2016/5/14/chartex" xmlns:mc="http://schemas.openxmlformats.org/markup-compatibility/2006" xmlns:aink="http://schemas.microsoft.com/office/drawing/2016/ink" xmlns:am3d="http://schemas.microsoft.com/office/drawing/2017/model3d" xmlns:o="urn:schemas-microsoft-com:office:office" xmlns:oel="http://schemas.microsoft.com/office/2019/extlst" xmlns:r="http://schemas.openxmlformats.org/officeDocument/2006/relationships" xmlns:m="http://schemas.openxmlformats.org/officeDocument/2006/math" xmlns:v="urn:schemas-microsoft-com:vml" xmlns:wp14="http://schemas.microsoft.com/office/word/2010/wordprocessingDrawing" xmlns:wp="http://schemas.openxmlformats.org/drawingml/2006/wordprocessingDrawing" xmlns:w10="urn:schemas-microsoft-com:office:word" xmlns:w="http://schemas.openxmlformats.org/wordprocessingml/2006/main" xmlns:w14="http://schemas.microsoft.com/office/word/2010/wordml" xmlns:w15="http://schemas.microsoft.com/office/word/2012/wordml" xmlns:w16cex="http://schemas.microsoft.com/office/word/2018/wordml/cex" xmlns:w16cid="http://schemas.microsoft.com/office/word/2016/wordml/cid" xmlns:w16="http://schemas.microsoft.com/office/word/2018/wordml" xmlns:w16du="http://schemas.microsoft.com/office/word/2023/wordml/word16du" xmlns:w16sdtdh="http://schemas.microsoft.com/office/word/2020/wordml/sdtdatahash" xmlns:w16sdtfl="http://schemas.microsoft.com/office/word/2024/wordml/sdtformatlock" xmlns:w16se="http://schemas.microsoft.com/office/word/2015/wordml/symex" xmlns:wpg="http://schemas.microsoft.com/office/word/2010/wordprocessingGroup" xmlns:wpi="http://schemas.microsoft.com/office/word/2010/wordprocessingInk" xmlns:wne="http://schemas.microsoft.com/office/word/2006/wordml" xmlns:wps="http://schemas.microsoft.com/office/word/2010/wordprocessingShape" mc:Ignorable="w14 w15 w16se w16cid w16 w16cex w16sdtdh w16sdtfl w16du wp14">
   <w:body>
     <w:p>
       <w:pPr>
@@ -61,7 +61,7 @@
           <w:sz w:val="44"/>
           <w:szCs w:val="44"/>
         </w:rPr>
-        <w:t xml:space="preserve">     </w:t>
+        <w:t xml:space="preserve">    </w:t>
       </w:r>
       <w:r>
         <w:rPr>
@@ -79,7 +79,7 @@
     </w:p>
     <w:p>
       <w:pPr>
-        <w:spacing w:after="0" w:line="480" w:lineRule="exact"/>
+        <w:spacing w:beforeLines="50" w:before="120" w:after="0" w:line="400" w:lineRule="exact"/>
         <w:ind w:left="0" w:right="0" w:firstLine="0"/>
         <w:rPr>
           <w:color w:val="0F0F0F"/>
@@ -94,19 +94,19 @@
           <w:sz w:val="32"/>
           <w:szCs w:val="32"/>
         </w:rPr>
-        <w:t>少年不識愁滋味，愛上層樓。愛上層樓。為賦新詞</w:t>
-      </w:r>
-      <w:proofErr w:type="gramStart"/>
-      <w:r>
-        <w:rPr>
-          <w:rFonts w:hint="eastAsia"/>
+        <w:t>少年不識愁滋味，愛上層樓，愛上層樓。為賦新詞強說愁。</w:t>
+      </w:r>
+    </w:p>
+    <w:p>
+      <w:pPr>
+        <w:spacing w:beforeLines="50" w:before="120" w:after="0" w:line="400" w:lineRule="exact"/>
+        <w:ind w:left="0" w:right="0" w:firstLine="0"/>
+        <w:rPr>
           <w:color w:val="0F0F0F"/>
           <w:sz w:val="32"/>
           <w:szCs w:val="32"/>
         </w:rPr>
-        <w:t>強說愁</w:t>
-      </w:r>
-      <w:proofErr w:type="gramEnd"/>
+      </w:pPr>
       <w:r>
         <w:rPr>
           <w:rFonts w:hint="eastAsia"/>
@@ -114,63 +114,12 @@
           <w:sz w:val="32"/>
           <w:szCs w:val="32"/>
         </w:rPr>
-        <w:t>。</w:t>
+        <w:t>而今識盡愁滋味，欲說還休，欲說還休。卻道「天涼好個秋」！</w:t>
       </w:r>
     </w:p>
     <w:p>
       <w:pPr>
-        <w:spacing w:after="0" w:line="480" w:lineRule="exact"/>
-        <w:ind w:left="0" w:right="0" w:firstLine="0"/>
-        <w:rPr>
-          <w:color w:val="0F0F0F"/>
-          <w:sz w:val="32"/>
-          <w:szCs w:val="32"/>
-        </w:rPr>
-      </w:pPr>
-      <w:proofErr w:type="gramStart"/>
-      <w:r>
-        <w:rPr>
-          <w:rFonts w:hint="eastAsia"/>
-          <w:color w:val="0F0F0F"/>
-          <w:sz w:val="32"/>
-          <w:szCs w:val="32"/>
-        </w:rPr>
-        <w:t>而今識盡愁滋味</w:t>
-      </w:r>
-      <w:proofErr w:type="gramEnd"/>
-      <w:r>
-        <w:rPr>
-          <w:rFonts w:hint="eastAsia"/>
-          <w:color w:val="0F0F0F"/>
-          <w:sz w:val="32"/>
-          <w:szCs w:val="32"/>
-        </w:rPr>
-        <w:t>，欲說還休。欲說還休。卻道天</w:t>
-      </w:r>
-      <w:proofErr w:type="gramStart"/>
-      <w:r>
-        <w:rPr>
-          <w:rFonts w:hint="eastAsia"/>
-          <w:color w:val="0F0F0F"/>
-          <w:sz w:val="32"/>
-          <w:szCs w:val="32"/>
-        </w:rPr>
-        <w:t>涼好個秋</w:t>
-      </w:r>
-      <w:proofErr w:type="gramEnd"/>
-      <w:r>
-        <w:rPr>
-          <w:rFonts w:hint="eastAsia"/>
-          <w:color w:val="0F0F0F"/>
-          <w:sz w:val="32"/>
-          <w:szCs w:val="32"/>
-        </w:rPr>
-        <w:t>。</w:t>
-      </w:r>
-    </w:p>
-    <w:p>
-      <w:pPr>
-        <w:spacing w:beforeLines="50" w:before="120" w:after="0" w:line="400" w:lineRule="exact"/>
+        <w:spacing w:beforeLines="50" w:before="120" w:after="0" w:line="440" w:lineRule="exact"/>
         <w:ind w:left="0" w:right="0" w:firstLine="0"/>
       </w:pPr>
       <w:r>
@@ -192,90 +141,51 @@
     </w:p>
     <w:p>
       <w:pPr>
+        <w:spacing w:after="0" w:line="440" w:lineRule="exact"/>
+        <w:ind w:left="0" w:right="0" w:firstLine="0"/>
+        <w:jc w:val="both"/>
+        <w:rPr>
+          <w:szCs w:val="28"/>
+        </w:rPr>
+      </w:pPr>
+      <w:r>
+        <w:rPr>
+          <w:rFonts w:hint="eastAsia"/>
+          <w:szCs w:val="28"/>
+        </w:rPr>
+        <w:t xml:space="preserve">    </w:t>
+      </w:r>
+      <w:r>
+        <w:rPr>
+          <w:rFonts w:hint="eastAsia"/>
+          <w:szCs w:val="28"/>
+        </w:rPr>
+        <w:t>年輕的時候，我根本不懂什麼叫作真正的憂愁，只是一味地喜歡登上一座座高樓。喜歡登高遠眺，不過是為了寫出新穎別緻的詞句，硬要裝出一副愁苦的樣子。</w:t>
+      </w:r>
+    </w:p>
+    <w:p>
+      <w:pPr>
         <w:spacing w:after="0" w:line="480" w:lineRule="exact"/>
         <w:ind w:left="0" w:right="0" w:firstLine="0"/>
-        <w:rPr>
-          <w:sz w:val="30"/>
-          <w:szCs w:val="30"/>
-        </w:rPr>
-      </w:pPr>
-      <w:r>
-        <w:rPr>
-          <w:rFonts w:hint="eastAsia"/>
-          <w:sz w:val="30"/>
-          <w:szCs w:val="30"/>
-        </w:rPr>
-        <w:t xml:space="preserve">    </w:t>
-      </w:r>
-      <w:r>
-        <w:rPr>
-          <w:rFonts w:hint="eastAsia"/>
-          <w:sz w:val="30"/>
-          <w:szCs w:val="30"/>
-        </w:rPr>
-        <w:t>人年少時不知道憂愁的滋味，喜歡登高遠望。喜歡登高遠望，為寫一首新</w:t>
-      </w:r>
-      <w:proofErr w:type="gramStart"/>
-      <w:r>
-        <w:rPr>
-          <w:rFonts w:hint="eastAsia"/>
-          <w:sz w:val="30"/>
-          <w:szCs w:val="30"/>
-        </w:rPr>
-        <w:t>詞無愁而勉強說愁</w:t>
-      </w:r>
-      <w:proofErr w:type="gramEnd"/>
-      <w:r>
-        <w:rPr>
-          <w:rFonts w:hint="eastAsia"/>
-          <w:sz w:val="30"/>
-          <w:szCs w:val="30"/>
-        </w:rPr>
-        <w:t>。</w:t>
-      </w:r>
-    </w:p>
-    <w:p>
-      <w:pPr>
-        <w:spacing w:after="0" w:line="480" w:lineRule="exact"/>
-        <w:ind w:left="0" w:right="0" w:firstLine="0"/>
-        <w:rPr>
-          <w:sz w:val="30"/>
-          <w:szCs w:val="30"/>
-        </w:rPr>
-      </w:pPr>
-      <w:r>
-        <w:rPr>
-          <w:rFonts w:hint="eastAsia"/>
-          <w:sz w:val="30"/>
-          <w:szCs w:val="30"/>
-        </w:rPr>
-        <w:t xml:space="preserve">    </w:t>
-      </w:r>
-      <w:r>
-        <w:rPr>
-          <w:rFonts w:hint="eastAsia"/>
-          <w:sz w:val="30"/>
-          <w:szCs w:val="30"/>
-        </w:rPr>
-        <w:t>現在嘗盡了憂愁的滋味，想說卻說不出。想說卻說不出，卻說好一個涼爽的</w:t>
-      </w:r>
-      <w:proofErr w:type="gramStart"/>
-      <w:r>
-        <w:rPr>
-          <w:rFonts w:hint="eastAsia"/>
-          <w:sz w:val="30"/>
-          <w:szCs w:val="30"/>
-        </w:rPr>
-        <w:t>秋天啊</w:t>
-      </w:r>
-      <w:proofErr w:type="gramEnd"/>
-      <w:r>
-        <w:rPr>
-          <w:rFonts w:hint="eastAsia"/>
-          <w:sz w:val="30"/>
-          <w:szCs w:val="30"/>
-        </w:rPr>
-        <w:t>！</w:t>
+        <w:jc w:val="both"/>
+        <w:rPr>
+          <w:rFonts w:hint="eastAsia"/>
+          <w:szCs w:val="28"/>
+        </w:rPr>
+      </w:pPr>
+      <w:r>
+        <w:rPr>
+          <w:rFonts w:hint="eastAsia"/>
+          <w:szCs w:val="28"/>
+        </w:rPr>
+        <w:t xml:space="preserve">　　</w:t>
+      </w:r>
+      <w:r>
+        <w:rPr>
+          <w:rFonts w:hint="eastAsia"/>
+          <w:szCs w:val="28"/>
+        </w:rPr>
+        <w:t>而如今，我早已歷盡了人生的風霜與艱辛，結結實實地嘗透了憂愁的滋味。當滿腔的悲傷湧上心頭，想開口傾訴時，卻又生生吞了回去，話到嘴邊又停了下來。最終，我也只是淡淡地說了一句：「好個涼爽的秋天啊！」</w:t>
       </w:r>
     </w:p>
     <w:p>
@@ -307,30 +217,21 @@
         <w:tabs>
           <w:tab w:val="left" w:pos="7748"/>
         </w:tabs>
-        <w:spacing w:after="0" w:line="480" w:lineRule="exact"/>
-        <w:ind w:leftChars="0" w:left="465" w:right="0" w:hanging="482"/>
+        <w:spacing w:after="0" w:line="440" w:lineRule="exact"/>
+        <w:ind w:leftChars="0" w:left="284" w:right="0" w:hanging="301"/>
+        <w:jc w:val="both"/>
         <w:rPr>
           <w:color w:val="0F0F0F"/>
           <w:szCs w:val="28"/>
         </w:rPr>
       </w:pPr>
-      <w:proofErr w:type="gramStart"/>
       <w:r>
         <w:rPr>
           <w:rFonts w:hint="eastAsia"/>
           <w:color w:val="0F0F0F"/>
           <w:szCs w:val="28"/>
         </w:rPr>
-        <w:t>醜奴兒</w:t>
-      </w:r>
-      <w:proofErr w:type="gramEnd"/>
-      <w:r>
-        <w:rPr>
-          <w:rFonts w:hint="eastAsia"/>
-          <w:color w:val="0F0F0F"/>
-          <w:szCs w:val="28"/>
-        </w:rPr>
-        <w:t>：詞牌名。</w:t>
+        <w:t>醜奴兒：詞牌名。</w:t>
       </w:r>
     </w:p>
     <w:p>
@@ -343,184 +244,145 @@
         <w:tabs>
           <w:tab w:val="left" w:pos="7748"/>
         </w:tabs>
-        <w:spacing w:after="0" w:line="480" w:lineRule="exact"/>
-        <w:ind w:leftChars="0" w:left="465" w:right="0" w:hanging="482"/>
+        <w:spacing w:after="0" w:line="440" w:lineRule="exact"/>
+        <w:ind w:leftChars="0" w:left="284" w:right="0" w:hanging="301"/>
+        <w:jc w:val="both"/>
         <w:rPr>
           <w:color w:val="0F0F0F"/>
           <w:szCs w:val="28"/>
         </w:rPr>
       </w:pPr>
-      <w:proofErr w:type="gramStart"/>
       <w:r>
         <w:rPr>
           <w:rFonts w:hint="eastAsia"/>
           <w:color w:val="0F0F0F"/>
           <w:szCs w:val="28"/>
         </w:rPr>
+        <w:t>博山：在今</w:t>
+      </w:r>
+      <w:r>
+        <w:rPr>
+          <w:rFonts w:hint="eastAsia"/>
+          <w:color w:val="0F0F0F"/>
+          <w:szCs w:val="28"/>
+          <w:u w:val="single"/>
+        </w:rPr>
+        <w:t>江西省</w:t>
+      </w:r>
+      <w:r>
+        <w:rPr>
+          <w:rFonts w:hint="eastAsia"/>
+          <w:color w:val="0F0F0F"/>
+          <w:szCs w:val="28"/>
+        </w:rPr>
+        <w:t xml:space="preserve"> </w:t>
+      </w:r>
+      <w:r>
+        <w:rPr>
+          <w:rFonts w:hint="eastAsia"/>
+          <w:color w:val="0F0F0F"/>
+          <w:szCs w:val="28"/>
+          <w:u w:val="single"/>
+        </w:rPr>
+        <w:t>廣豐縣</w:t>
+      </w:r>
+      <w:r>
+        <w:rPr>
+          <w:rFonts w:hint="eastAsia"/>
+          <w:color w:val="0F0F0F"/>
+          <w:szCs w:val="28"/>
+        </w:rPr>
+        <w:t>西南。因狀如</w:t>
+      </w:r>
+      <w:r>
+        <w:rPr>
+          <w:rFonts w:hint="eastAsia"/>
+          <w:color w:val="0F0F0F"/>
+          <w:szCs w:val="28"/>
+          <w:u w:val="single"/>
+        </w:rPr>
+        <w:t>廬山</w:t>
+      </w:r>
+      <w:r>
+        <w:rPr>
+          <w:rFonts w:hint="eastAsia"/>
+          <w:color w:val="0F0F0F"/>
+          <w:szCs w:val="28"/>
+        </w:rPr>
+        <w:t xml:space="preserve"> </w:t>
+      </w:r>
+      <w:r>
+        <w:rPr>
+          <w:rFonts w:hint="eastAsia"/>
+          <w:color w:val="0F0F0F"/>
+          <w:szCs w:val="28"/>
+          <w:u w:val="single"/>
+        </w:rPr>
+        <w:t>香爐峰</w:t>
+      </w:r>
+      <w:r>
+        <w:rPr>
+          <w:rFonts w:hint="eastAsia"/>
+          <w:color w:val="0F0F0F"/>
+          <w:szCs w:val="28"/>
+        </w:rPr>
+        <w:t>，故名。</w:t>
+      </w:r>
+      <w:r>
+        <w:rPr>
+          <w:rFonts w:hint="eastAsia"/>
+          <w:color w:val="0F0F0F"/>
+          <w:szCs w:val="28"/>
+          <w:u w:val="single"/>
+        </w:rPr>
+        <w:t>淳熙</w:t>
+      </w:r>
+      <w:r>
+        <w:rPr>
+          <w:rFonts w:hint="eastAsia"/>
+          <w:color w:val="0F0F0F"/>
+          <w:szCs w:val="28"/>
+        </w:rPr>
+        <w:t>八年</w:t>
+      </w:r>
+      <w:r>
+        <w:rPr>
+          <w:color w:val="0F0F0F"/>
+          <w:szCs w:val="28"/>
+          <w:u w:val="single"/>
+        </w:rPr>
+        <w:t>辛棄疾</w:t>
+      </w:r>
+      <w:r>
+        <w:rPr>
+          <w:color w:val="0F0F0F"/>
+          <w:szCs w:val="28"/>
+        </w:rPr>
+        <w:t>罷職退居</w:t>
+      </w:r>
+      <w:r>
+        <w:rPr>
+          <w:color w:val="0F0F0F"/>
+          <w:szCs w:val="28"/>
+          <w:u w:val="single"/>
+        </w:rPr>
+        <w:t>上饒</w:t>
+      </w:r>
+      <w:r>
+        <w:rPr>
+          <w:color w:val="0F0F0F"/>
+          <w:szCs w:val="28"/>
+        </w:rPr>
+        <w:t>，常過</w:t>
+      </w:r>
+      <w:r>
+        <w:rPr>
+          <w:color w:val="0F0F0F"/>
+          <w:szCs w:val="28"/>
+          <w:u w:val="single"/>
+        </w:rPr>
         <w:t>博山</w:t>
       </w:r>
-      <w:proofErr w:type="gramEnd"/>
-      <w:r>
-        <w:rPr>
-          <w:rFonts w:hint="eastAsia"/>
-          <w:color w:val="0F0F0F"/>
-          <w:szCs w:val="28"/>
-        </w:rPr>
-        <w:t>：在今</w:t>
-      </w:r>
-      <w:r>
-        <w:rPr>
-          <w:rFonts w:hint="eastAsia"/>
-          <w:color w:val="0F0F0F"/>
-          <w:szCs w:val="28"/>
-          <w:u w:val="single"/>
-        </w:rPr>
-        <w:t>江西省</w:t>
-      </w:r>
-      <w:r>
-        <w:rPr>
-          <w:rFonts w:hint="eastAsia"/>
-          <w:color w:val="0F0F0F"/>
-          <w:szCs w:val="28"/>
-        </w:rPr>
-        <w:t xml:space="preserve"> </w:t>
-      </w:r>
-      <w:r>
-        <w:rPr>
-          <w:rFonts w:hint="eastAsia"/>
-          <w:color w:val="0F0F0F"/>
-          <w:szCs w:val="28"/>
-          <w:u w:val="single"/>
-        </w:rPr>
-        <w:t>廣豐縣</w:t>
-      </w:r>
-      <w:r>
-        <w:rPr>
-          <w:rFonts w:hint="eastAsia"/>
-          <w:color w:val="0F0F0F"/>
-          <w:szCs w:val="28"/>
-        </w:rPr>
-        <w:t>西南。</w:t>
-      </w:r>
-      <w:proofErr w:type="gramStart"/>
-      <w:r>
-        <w:rPr>
-          <w:rFonts w:hint="eastAsia"/>
-          <w:color w:val="0F0F0F"/>
-          <w:szCs w:val="28"/>
-        </w:rPr>
-        <w:t>因狀如</w:t>
-      </w:r>
-      <w:proofErr w:type="gramEnd"/>
-      <w:r>
-        <w:rPr>
-          <w:rFonts w:hint="eastAsia"/>
-          <w:color w:val="0F0F0F"/>
-          <w:szCs w:val="28"/>
-          <w:u w:val="single"/>
-        </w:rPr>
-        <w:t>廬山</w:t>
-      </w:r>
-      <w:r>
-        <w:rPr>
-          <w:rFonts w:hint="eastAsia"/>
-          <w:color w:val="0F0F0F"/>
-          <w:szCs w:val="28"/>
-        </w:rPr>
-        <w:t xml:space="preserve"> </w:t>
-      </w:r>
-      <w:r>
-        <w:rPr>
-          <w:rFonts w:hint="eastAsia"/>
-          <w:color w:val="0F0F0F"/>
-          <w:szCs w:val="28"/>
-          <w:u w:val="single"/>
-        </w:rPr>
-        <w:t>香爐峰</w:t>
-      </w:r>
-      <w:r>
-        <w:rPr>
-          <w:rFonts w:hint="eastAsia"/>
-          <w:color w:val="0F0F0F"/>
-          <w:szCs w:val="28"/>
-        </w:rPr>
-        <w:t>，故名。</w:t>
-      </w:r>
-      <w:proofErr w:type="gramStart"/>
-      <w:r>
-        <w:rPr>
-          <w:rFonts w:hint="eastAsia"/>
-          <w:color w:val="0F0F0F"/>
-          <w:szCs w:val="28"/>
-          <w:u w:val="single"/>
-        </w:rPr>
-        <w:t>淳</w:t>
-      </w:r>
-      <w:proofErr w:type="gramEnd"/>
-      <w:r>
-        <w:rPr>
-          <w:rFonts w:hint="eastAsia"/>
-          <w:color w:val="0F0F0F"/>
-          <w:szCs w:val="28"/>
-          <w:u w:val="single"/>
-        </w:rPr>
-        <w:t>熙</w:t>
-      </w:r>
-      <w:r>
-        <w:rPr>
-          <w:rFonts w:hint="eastAsia"/>
-          <w:color w:val="0F0F0F"/>
-          <w:szCs w:val="28"/>
-        </w:rPr>
-        <w:t>八年</w:t>
-      </w:r>
-      <w:r>
-        <w:rPr>
-          <w:color w:val="0F0F0F"/>
-          <w:szCs w:val="28"/>
-          <w:u w:val="single"/>
-        </w:rPr>
-        <w:t>辛棄疾</w:t>
-      </w:r>
-      <w:r>
-        <w:rPr>
-          <w:color w:val="0F0F0F"/>
-          <w:szCs w:val="28"/>
-        </w:rPr>
-        <w:t>罷職退居</w:t>
-      </w:r>
-      <w:r>
-        <w:rPr>
-          <w:color w:val="0F0F0F"/>
-          <w:szCs w:val="28"/>
-          <w:u w:val="single"/>
-        </w:rPr>
-        <w:t>上饒</w:t>
-      </w:r>
-      <w:r>
-        <w:rPr>
-          <w:color w:val="0F0F0F"/>
-          <w:szCs w:val="28"/>
-        </w:rPr>
-        <w:t>，常</w:t>
-      </w:r>
-      <w:proofErr w:type="gramStart"/>
-      <w:r>
-        <w:rPr>
-          <w:color w:val="0F0F0F"/>
-          <w:szCs w:val="28"/>
-        </w:rPr>
-        <w:t>過</w:t>
-      </w:r>
-      <w:r>
-        <w:rPr>
-          <w:color w:val="0F0F0F"/>
-          <w:szCs w:val="28"/>
-          <w:u w:val="single"/>
-        </w:rPr>
-        <w:t>博山</w:t>
-      </w:r>
-      <w:proofErr w:type="gramEnd"/>
       <w:r>
         <w:rPr>
           <w:color w:val="0F0F0F"/>
@@ -539,8 +401,9 @@
         <w:tabs>
           <w:tab w:val="left" w:pos="7748"/>
         </w:tabs>
-        <w:spacing w:after="0" w:line="480" w:lineRule="exact"/>
-        <w:ind w:leftChars="0" w:left="465" w:right="0" w:hanging="482"/>
+        <w:spacing w:after="0" w:line="440" w:lineRule="exact"/>
+        <w:ind w:leftChars="0" w:left="284" w:right="0" w:hanging="301"/>
+        <w:jc w:val="both"/>
         <w:rPr>
           <w:color w:val="0F0F0F"/>
           <w:szCs w:val="28"/>
@@ -552,7 +415,7 @@
           <w:color w:val="0F0F0F"/>
           <w:szCs w:val="28"/>
         </w:rPr>
-        <w:t>少年：指年輕的時候。不識：不懂，不知道什麼是。</w:t>
+        <w:t>不識：不懂，不知道什麼是。</w:t>
       </w:r>
     </w:p>
     <w:p>
@@ -565,10 +428,12 @@
         <w:tabs>
           <w:tab w:val="left" w:pos="7748"/>
         </w:tabs>
-        <w:spacing w:after="0" w:line="480" w:lineRule="exact"/>
-        <w:ind w:leftChars="0" w:left="465" w:right="0" w:hanging="482"/>
+        <w:spacing w:after="0" w:line="440" w:lineRule="exact"/>
+        <w:ind w:leftChars="0" w:left="284" w:right="0" w:hanging="301"/>
+        <w:jc w:val="both"/>
         <w:rPr>
           <w:color w:val="0F0F0F"/>
+          <w:spacing w:val="-6"/>
           <w:szCs w:val="28"/>
         </w:rPr>
       </w:pPr>
@@ -576,6 +441,7 @@
         <w:rPr>
           <w:rFonts w:hint="eastAsia"/>
           <w:color w:val="0F0F0F"/>
+          <w:spacing w:val="-6"/>
           <w:szCs w:val="28"/>
         </w:rPr>
         <w:t>「</w:t>
@@ -584,6 +450,7 @@
         <w:rPr>
           <w:rFonts w:hint="eastAsia"/>
           <w:color w:val="0F0F0F"/>
+          <w:spacing w:val="-6"/>
           <w:szCs w:val="28"/>
         </w:rPr>
         <w:t>為賦</w:t>
@@ -592,6 +459,7 @@
         <w:rPr>
           <w:rFonts w:hint="eastAsia"/>
           <w:color w:val="0F0F0F"/>
+          <w:spacing w:val="-6"/>
           <w:szCs w:val="28"/>
         </w:rPr>
         <w:t>」</w:t>
@@ -600,60 +468,25 @@
         <w:rPr>
           <w:rFonts w:hint="eastAsia"/>
           <w:color w:val="0F0F0F"/>
-          <w:szCs w:val="28"/>
-        </w:rPr>
-        <w:t>句：為了寫出新詞，</w:t>
-      </w:r>
-      <w:proofErr w:type="gramStart"/>
-      <w:r>
-        <w:rPr>
-          <w:rFonts w:hint="eastAsia"/>
-          <w:color w:val="0F0F0F"/>
-          <w:szCs w:val="28"/>
-        </w:rPr>
-        <w:t>沒有愁而硬</w:t>
-      </w:r>
-      <w:proofErr w:type="gramEnd"/>
-      <w:r>
-        <w:rPr>
-          <w:rFonts w:hint="eastAsia"/>
-          <w:color w:val="0F0F0F"/>
-          <w:szCs w:val="28"/>
-        </w:rPr>
-        <w:t>要</w:t>
-      </w:r>
-      <w:proofErr w:type="gramStart"/>
-      <w:r>
-        <w:rPr>
-          <w:rFonts w:hint="eastAsia"/>
-          <w:color w:val="0F0F0F"/>
-          <w:szCs w:val="28"/>
-        </w:rPr>
-        <w:t>說有愁</w:t>
-      </w:r>
-      <w:proofErr w:type="gramEnd"/>
-      <w:r>
-        <w:rPr>
-          <w:rFonts w:hint="eastAsia"/>
-          <w:color w:val="0F0F0F"/>
-          <w:szCs w:val="28"/>
-        </w:rPr>
-        <w:t>。強（</w:t>
-      </w:r>
-      <w:proofErr w:type="gramStart"/>
+          <w:spacing w:val="-6"/>
+          <w:szCs w:val="28"/>
+        </w:rPr>
+        <w:t>句：為了寫出新詞，沒有愁而硬要說有愁。強（</w:t>
+      </w:r>
       <w:r>
         <w:rPr>
           <w:rFonts w:hint="eastAsia"/>
           <w:color w:val="FF0000"/>
+          <w:spacing w:val="-6"/>
           <w:sz w:val="16"/>
           <w:szCs w:val="16"/>
         </w:rPr>
         <w:t>ㄑ一ㄤˇ</w:t>
       </w:r>
-      <w:proofErr w:type="gramEnd"/>
       <w:r>
         <w:rPr>
           <w:color w:val="0F0F0F"/>
+          <w:spacing w:val="-6"/>
           <w:szCs w:val="28"/>
         </w:rPr>
         <w:t>）：勉強地，硬要。</w:t>
@@ -669,48 +502,21 @@
         <w:tabs>
           <w:tab w:val="left" w:pos="7748"/>
         </w:tabs>
-        <w:spacing w:after="0" w:line="480" w:lineRule="exact"/>
-        <w:ind w:leftChars="0" w:left="465" w:right="0" w:hanging="482"/>
+        <w:spacing w:after="0" w:line="440" w:lineRule="exact"/>
+        <w:ind w:leftChars="0" w:left="284" w:right="0" w:hanging="301"/>
+        <w:jc w:val="both"/>
         <w:rPr>
           <w:color w:val="0F0F0F"/>
           <w:szCs w:val="28"/>
         </w:rPr>
       </w:pPr>
-      <w:proofErr w:type="gramStart"/>
       <w:r>
         <w:rPr>
           <w:rFonts w:hint="eastAsia"/>
           <w:color w:val="0F0F0F"/>
           <w:szCs w:val="28"/>
         </w:rPr>
-        <w:t>識盡</w:t>
-      </w:r>
-      <w:proofErr w:type="gramEnd"/>
-      <w:r>
-        <w:rPr>
-          <w:rFonts w:hint="eastAsia"/>
-          <w:color w:val="0F0F0F"/>
-          <w:szCs w:val="28"/>
-        </w:rPr>
-        <w:t>：</w:t>
-      </w:r>
-      <w:proofErr w:type="gramStart"/>
-      <w:r>
-        <w:rPr>
-          <w:rFonts w:hint="eastAsia"/>
-          <w:color w:val="0F0F0F"/>
-          <w:szCs w:val="28"/>
-        </w:rPr>
-        <w:t>嘗夠</w:t>
-      </w:r>
-      <w:proofErr w:type="gramEnd"/>
-      <w:r>
-        <w:rPr>
-          <w:rFonts w:hint="eastAsia"/>
-          <w:color w:val="0F0F0F"/>
-          <w:szCs w:val="28"/>
-        </w:rPr>
-        <w:t>，深深懂得。</w:t>
+        <w:t>識盡：嘗夠，深深懂得。</w:t>
       </w:r>
     </w:p>
     <w:p>
@@ -723,8 +529,9 @@
         <w:tabs>
           <w:tab w:val="left" w:pos="7748"/>
         </w:tabs>
-        <w:spacing w:after="0" w:line="480" w:lineRule="exact"/>
-        <w:ind w:leftChars="0" w:left="465" w:right="0" w:hanging="482"/>
+        <w:spacing w:after="0" w:line="440" w:lineRule="exact"/>
+        <w:ind w:leftChars="0" w:left="284" w:right="0" w:hanging="301"/>
+        <w:jc w:val="both"/>
         <w:rPr>
           <w:szCs w:val="28"/>
         </w:rPr>
@@ -735,16 +542,7 @@
           <w:color w:val="0F0F0F"/>
           <w:szCs w:val="28"/>
         </w:rPr>
-        <w:t>欲</w:t>
-      </w:r>
-      <w:proofErr w:type="gramStart"/>
-      <w:r>
-        <w:rPr>
-          <w:rFonts w:hint="eastAsia"/>
-          <w:color w:val="0F0F0F"/>
-          <w:szCs w:val="28"/>
-        </w:rPr>
-        <w:t>說還（</w:t>
+        <w:t>欲說還（</w:t>
       </w:r>
       <w:r>
         <w:rPr>
@@ -755,7 +553,6 @@
         </w:rPr>
         <w:t>ㄏㄨㄢˊ</w:t>
       </w:r>
-      <w:proofErr w:type="gramEnd"/>
       <w:r>
         <w:rPr>
           <w:color w:val="0F0F0F"/>
@@ -813,6 +610,7 @@
       <w:pPr>
         <w:spacing w:after="0" w:line="480" w:lineRule="exact"/>
         <w:ind w:left="-6" w:right="0" w:hanging="11"/>
+        <w:jc w:val="both"/>
         <w:rPr>
           <w:bCs/>
           <w:szCs w:val="28"/>
@@ -826,31 +624,31 @@
         </w:rPr>
         <w:t xml:space="preserve">    </w:t>
       </w:r>
-      <w:proofErr w:type="gramStart"/>
       <w:r>
         <w:rPr>
           <w:rFonts w:hint="eastAsia"/>
           <w:bCs/>
           <w:szCs w:val="28"/>
-        </w:rPr>
-        <w:t>全詞通過</w:t>
-      </w:r>
-      <w:proofErr w:type="gramEnd"/>
+          <w:u w:val="single"/>
+        </w:rPr>
+        <w:t>辛棄疾</w:t>
+      </w:r>
       <w:r>
         <w:rPr>
           <w:rFonts w:hint="eastAsia"/>
           <w:bCs/>
           <w:szCs w:val="28"/>
         </w:rPr>
-        <w:t>回顧少年時不知愁苦，襯托</w:t>
+        <w:t>這首《醜奴兒·書博山道中壁》，是</w:t>
       </w:r>
       <w:r>
         <w:rPr>
           <w:rFonts w:hint="eastAsia"/>
           <w:bCs/>
           <w:szCs w:val="28"/>
-        </w:rPr>
-        <w:t>「</w:t>
+          <w:u w:val="single"/>
+        </w:rPr>
+        <w:t>宋</w:t>
       </w:r>
       <w:r>
         <w:rPr>
@@ -858,7 +656,15 @@
           <w:bCs/>
           <w:szCs w:val="28"/>
         </w:rPr>
-        <w:t>而今</w:t>
+        <w:t>詞中以</w:t>
+      </w:r>
+      <w:r>
+        <w:rPr>
+          <w:rFonts w:hint="eastAsia"/>
+          <w:b/>
+          <w:szCs w:val="28"/>
+        </w:rPr>
+        <w:t>簡練</w:t>
       </w:r>
       <w:r>
         <w:rPr>
@@ -866,39 +672,36 @@
           <w:bCs/>
           <w:szCs w:val="28"/>
         </w:rPr>
-        <w:t>」</w:t>
-      </w:r>
-      <w:r>
-        <w:rPr>
-          <w:rFonts w:hint="eastAsia"/>
+        <w:t>語言展現深沉情感的絕唱。全詞透過「少時」與「而今」的今昔對比，將人生際遇的轉變與情感的沉澱刻畫得</w:t>
+      </w:r>
+      <w:r>
+        <w:rPr>
+          <w:rFonts w:hint="eastAsia"/>
+          <w:b/>
+          <w:szCs w:val="28"/>
+        </w:rPr>
+        <w:t>入木</w:t>
+      </w:r>
+      <w:r>
+        <w:rPr>
+          <w:b/>
+          <w:szCs w:val="28"/>
+        </w:rPr>
+        <w:t>三分</w:t>
+      </w:r>
+      <w:r>
+        <w:rPr>
           <w:bCs/>
           <w:szCs w:val="28"/>
         </w:rPr>
-        <w:t>深深領略了愁苦的滋味，卻又說</w:t>
-      </w:r>
-      <w:proofErr w:type="gramStart"/>
-      <w:r>
-        <w:rPr>
-          <w:rFonts w:hint="eastAsia"/>
-          <w:bCs/>
-          <w:szCs w:val="28"/>
-        </w:rPr>
-        <w:t>不</w:t>
-      </w:r>
-      <w:proofErr w:type="gramEnd"/>
-      <w:r>
-        <w:rPr>
-          <w:rFonts w:hint="eastAsia"/>
-          <w:bCs/>
-          <w:szCs w:val="28"/>
-        </w:rPr>
-        <w:t>出道不出，寫出兩種截然不同的思想感情的變化。</w:t>
+        <w:t>，展現出極高的藝術成就。</w:t>
       </w:r>
     </w:p>
     <w:p>
       <w:pPr>
         <w:spacing w:after="0" w:line="480" w:lineRule="exact"/>
         <w:ind w:left="-6" w:right="0" w:hanging="11"/>
+        <w:jc w:val="both"/>
         <w:rPr>
           <w:bCs/>
           <w:szCs w:val="28"/>
@@ -910,7 +713,7 @@
           <w:bCs/>
           <w:szCs w:val="28"/>
         </w:rPr>
-        <w:t xml:space="preserve">    </w:t>
+        <w:t xml:space="preserve">　　</w:t>
       </w:r>
       <w:r>
         <w:rPr>
@@ -918,7 +721,15 @@
           <w:bCs/>
           <w:szCs w:val="28"/>
         </w:rPr>
-        <w:t>上片說，少年時代思想單純，沒有經歷過人世艱辛，喜歡登上高樓（層樓），賞玩</w:t>
+        <w:t>上片寫少年的</w:t>
+      </w:r>
+      <w:r>
+        <w:rPr>
+          <w:rFonts w:hint="eastAsia"/>
+          <w:b/>
+          <w:szCs w:val="28"/>
+        </w:rPr>
+        <w:t>年少輕狂</w:t>
       </w:r>
       <w:r>
         <w:rPr>
@@ -926,35 +737,30 @@
           <w:bCs/>
           <w:szCs w:val="28"/>
         </w:rPr>
-        <w:t>(</w:t>
-      </w:r>
-      <w:proofErr w:type="gramStart"/>
+        <w:t>與無病呻吟。「少年不識愁滋味，愛上層樓</w:t>
+      </w:r>
       <w:r>
         <w:rPr>
           <w:rFonts w:hint="eastAsia"/>
           <w:bCs/>
-          <w:color w:val="FF0000"/>
-          <w:sz w:val="16"/>
-          <w:szCs w:val="16"/>
-        </w:rPr>
-        <w:t>ㄨㄢˊ</w:t>
-      </w:r>
-      <w:proofErr w:type="gramEnd"/>
+          <w:szCs w:val="28"/>
+        </w:rPr>
+        <w:t>，</w:t>
+      </w:r>
       <w:r>
         <w:rPr>
           <w:rFonts w:hint="eastAsia"/>
           <w:bCs/>
           <w:szCs w:val="28"/>
         </w:rPr>
-        <w:t>)</w:t>
-      </w:r>
-      <w:r>
-        <w:rPr>
-          <w:rFonts w:hint="eastAsia"/>
+        <w:t>愛上層樓。為賦新詞強說愁。」少年時期，生活未歷風霜，根本未曾體驗過真正的痛苦與沉重</w:t>
+      </w:r>
+      <w:r>
+        <w:rPr>
           <w:bCs/>
           <w:szCs w:val="28"/>
         </w:rPr>
-        <w:t>景致，本來沒有愁苦可言，但是</w:t>
+        <w:br/>
       </w:r>
       <w:r>
         <w:rPr>
@@ -962,7 +768,15 @@
           <w:bCs/>
           <w:szCs w:val="28"/>
         </w:rPr>
-        <w:t>「</w:t>
+        <w:t>。然而為了追求文人筆下的</w:t>
+      </w:r>
+      <w:r>
+        <w:rPr>
+          <w:rFonts w:hint="eastAsia"/>
+          <w:b/>
+          <w:szCs w:val="28"/>
+        </w:rPr>
+        <w:t>風雅</w:t>
       </w:r>
       <w:r>
         <w:rPr>
@@ -970,7 +784,15 @@
           <w:bCs/>
           <w:szCs w:val="28"/>
         </w:rPr>
-        <w:t>為賦新詞</w:t>
+        <w:t>，爭相登上高樓眺望，甚至為了寫出新穎的詞句，硬要裝出愁苦的模樣。「愛上層樓」的重複，生動</w:t>
+      </w:r>
+      <w:r>
+        <w:rPr>
+          <w:rFonts w:hint="eastAsia"/>
+          <w:b/>
+          <w:szCs w:val="28"/>
+        </w:rPr>
+        <w:t>勾勒</w:t>
       </w:r>
       <w:r>
         <w:rPr>
@@ -978,7 +800,15 @@
           <w:bCs/>
           <w:szCs w:val="28"/>
         </w:rPr>
-        <w:t>」</w:t>
+        <w:t>出年輕人急於展現成熟、刻意尋愁的</w:t>
+      </w:r>
+      <w:r>
+        <w:rPr>
+          <w:rFonts w:hint="eastAsia"/>
+          <w:b/>
+          <w:szCs w:val="28"/>
+        </w:rPr>
+        <w:t>矯情</w:t>
       </w:r>
       <w:r>
         <w:rPr>
@@ -986,173 +816,14 @@
           <w:bCs/>
           <w:szCs w:val="28"/>
         </w:rPr>
-        <w:t>，只好裝出</w:t>
-      </w:r>
-      <w:r>
-        <w:rPr>
-          <w:rFonts w:hint="eastAsia"/>
-          <w:b/>
-          <w:szCs w:val="28"/>
-        </w:rPr>
-        <w:t>一副</w:t>
-      </w:r>
-      <w:r>
-        <w:rPr>
-          <w:rFonts w:hint="eastAsia"/>
-          <w:bCs/>
-          <w:szCs w:val="28"/>
-        </w:rPr>
-        <w:t>斯文樣子，勉強寫一些</w:t>
-      </w:r>
-      <w:r>
-        <w:rPr>
-          <w:rFonts w:hint="eastAsia"/>
-          <w:bCs/>
-          <w:szCs w:val="28"/>
-        </w:rPr>
-        <w:t>「</w:t>
-      </w:r>
-      <w:r>
-        <w:rPr>
-          <w:rFonts w:hint="eastAsia"/>
-          <w:bCs/>
-          <w:szCs w:val="28"/>
-        </w:rPr>
-        <w:t>愁苦</w:t>
-      </w:r>
-      <w:r>
-        <w:rPr>
-          <w:rFonts w:hint="eastAsia"/>
-          <w:bCs/>
-          <w:szCs w:val="28"/>
-        </w:rPr>
-        <w:t>」</w:t>
-      </w:r>
-      <w:r>
-        <w:rPr>
-          <w:rFonts w:hint="eastAsia"/>
-          <w:bCs/>
-          <w:szCs w:val="28"/>
-        </w:rPr>
-        <w:t>的字眼</w:t>
-      </w:r>
-      <w:r>
-        <w:rPr>
-          <w:rFonts w:hint="eastAsia"/>
-          <w:b/>
-          <w:szCs w:val="28"/>
-        </w:rPr>
-        <w:t>應景</w:t>
-      </w:r>
-      <w:r>
-        <w:rPr>
-          <w:rFonts w:hint="eastAsia"/>
-          <w:bCs/>
-          <w:szCs w:val="28"/>
-        </w:rPr>
-        <w:t>。上片生動地寫出少年時代純真幼稚的感情。</w:t>
-      </w:r>
-      <w:r>
-        <w:rPr>
-          <w:rFonts w:hint="eastAsia"/>
-          <w:bCs/>
-          <w:szCs w:val="28"/>
-        </w:rPr>
-        <w:t>「</w:t>
-      </w:r>
-      <w:r>
-        <w:rPr>
-          <w:rFonts w:hint="eastAsia"/>
-          <w:bCs/>
-          <w:szCs w:val="28"/>
-        </w:rPr>
-        <w:t>不識</w:t>
-      </w:r>
-      <w:r>
-        <w:rPr>
-          <w:rFonts w:hint="eastAsia"/>
-          <w:bCs/>
-          <w:szCs w:val="28"/>
-        </w:rPr>
-        <w:t>」</w:t>
-      </w:r>
-      <w:r>
-        <w:rPr>
-          <w:rFonts w:hint="eastAsia"/>
-          <w:bCs/>
-          <w:szCs w:val="28"/>
-        </w:rPr>
-        <w:t>寫少年人根本</w:t>
-      </w:r>
-      <w:r>
-        <w:rPr>
-          <w:rFonts w:hint="eastAsia"/>
-          <w:bCs/>
-          <w:szCs w:val="28"/>
-        </w:rPr>
-        <w:t>「</w:t>
-      </w:r>
-      <w:r>
-        <w:rPr>
-          <w:rFonts w:hint="eastAsia"/>
-          <w:bCs/>
-          <w:szCs w:val="28"/>
-        </w:rPr>
-        <w:t>不知道</w:t>
-      </w:r>
-      <w:r>
-        <w:rPr>
-          <w:rFonts w:hint="eastAsia"/>
-          <w:bCs/>
-          <w:szCs w:val="28"/>
-        </w:rPr>
-        <w:t>」</w:t>
-      </w:r>
-      <w:r>
-        <w:rPr>
-          <w:rFonts w:hint="eastAsia"/>
-          <w:bCs/>
-          <w:szCs w:val="28"/>
-        </w:rPr>
-        <w:t>什麼是</w:t>
-      </w:r>
-      <w:r>
-        <w:rPr>
-          <w:rFonts w:hint="eastAsia"/>
-          <w:bCs/>
-          <w:szCs w:val="28"/>
-        </w:rPr>
-        <w:t>「</w:t>
-      </w:r>
-      <w:r>
-        <w:rPr>
-          <w:rFonts w:hint="eastAsia"/>
-          <w:bCs/>
-          <w:szCs w:val="28"/>
-        </w:rPr>
-        <w:t>愁</w:t>
-      </w:r>
-      <w:r>
-        <w:rPr>
-          <w:rFonts w:hint="eastAsia"/>
-          <w:bCs/>
-          <w:szCs w:val="28"/>
-        </w:rPr>
-        <w:t>」</w:t>
-      </w:r>
-      <w:r>
-        <w:rPr>
-          <w:rFonts w:hint="eastAsia"/>
-          <w:bCs/>
-          <w:szCs w:val="28"/>
-        </w:rPr>
-        <w:t>，十分真切。</w:t>
+        <w:t>與天真。</w:t>
       </w:r>
     </w:p>
     <w:p>
       <w:pPr>
         <w:spacing w:after="0" w:line="480" w:lineRule="exact"/>
         <w:ind w:left="-6" w:right="0" w:hanging="11"/>
+        <w:jc w:val="both"/>
         <w:rPr>
           <w:bCs/>
           <w:szCs w:val="28"/>
@@ -1164,7 +835,7 @@
           <w:bCs/>
           <w:szCs w:val="28"/>
         </w:rPr>
-        <w:t xml:space="preserve">    </w:t>
+        <w:t xml:space="preserve">　　</w:t>
       </w:r>
       <w:r>
         <w:rPr>
@@ -1172,51 +843,50 @@
           <w:bCs/>
           <w:szCs w:val="28"/>
         </w:rPr>
-        <w:t>下片筆鋒一轉，寫出歷盡滄桑，</w:t>
-      </w:r>
-      <w:proofErr w:type="gramStart"/>
+        <w:t>下片轉而描寫成年後的飽經滄桑與深沉沉寂。「而今識盡愁滋味，欲說還休</w:t>
+      </w:r>
       <w:r>
         <w:rPr>
           <w:rFonts w:hint="eastAsia"/>
           <w:bCs/>
           <w:szCs w:val="28"/>
         </w:rPr>
-        <w:t>飽嘗愁苦</w:t>
-      </w:r>
-      <w:proofErr w:type="gramEnd"/>
+        <w:t>，</w:t>
+      </w:r>
       <w:r>
         <w:rPr>
           <w:rFonts w:hint="eastAsia"/>
           <w:bCs/>
           <w:szCs w:val="28"/>
         </w:rPr>
-        <w:t>滋味之後，思想感情的變化。</w:t>
+        <w:t>欲</w:t>
       </w:r>
       <w:r>
         <w:rPr>
           <w:rFonts w:hint="eastAsia"/>
           <w:bCs/>
-          <w:szCs w:val="28"/>
-        </w:rPr>
-        <w:t>「</w:t>
-      </w:r>
-      <w:proofErr w:type="gramStart"/>
+          <w:spacing w:val="-6"/>
+          <w:szCs w:val="28"/>
+        </w:rPr>
+        <w:t>說還休。卻道天涼好個秋」</w:t>
+      </w:r>
       <w:r>
         <w:rPr>
           <w:rFonts w:hint="eastAsia"/>
           <w:bCs/>
-          <w:szCs w:val="28"/>
-        </w:rPr>
-        <w:t>識盡愁滋味</w:t>
-      </w:r>
-      <w:proofErr w:type="gramEnd"/>
+          <w:spacing w:val="-6"/>
+          <w:szCs w:val="28"/>
+        </w:rPr>
+        <w:t>！</w:t>
+      </w:r>
       <w:r>
         <w:rPr>
           <w:rFonts w:hint="eastAsia"/>
           <w:bCs/>
-          <w:szCs w:val="28"/>
-        </w:rPr>
-        <w:t>」</w:t>
+          <w:spacing w:val="-6"/>
+          <w:szCs w:val="28"/>
+        </w:rPr>
+        <w:t>當作者歷經官場沉浮、報國無門的打擊，真正「識盡」</w:t>
       </w:r>
       <w:r>
         <w:rPr>
@@ -1224,875 +894,98 @@
           <w:bCs/>
           <w:szCs w:val="28"/>
         </w:rPr>
-        <w:t>概括了作者半生的經歷，積極抗金，</w:t>
-      </w:r>
-      <w:proofErr w:type="gramStart"/>
+        <w:t>了人生的辛酸與無奈時，心中的愁緒早已重得無法以言語表達。此時的「欲說還休」，不是沒有話想說，而是深知說了也</w:t>
+      </w:r>
+      <w:r>
+        <w:rPr>
+          <w:rFonts w:hint="eastAsia"/>
+          <w:b/>
+          <w:szCs w:val="28"/>
+        </w:rPr>
+        <w:t>無濟於事</w:t>
+      </w:r>
       <w:r>
         <w:rPr>
           <w:rFonts w:hint="eastAsia"/>
           <w:bCs/>
           <w:szCs w:val="28"/>
         </w:rPr>
-        <w:t>獻謀獻策</w:t>
-      </w:r>
-      <w:proofErr w:type="gramEnd"/>
+        <w:t>，甚至無處可說。最終，所有的悲憤與</w:t>
+      </w:r>
+      <w:r>
+        <w:rPr>
+          <w:rFonts w:hint="eastAsia"/>
+          <w:b/>
+          <w:szCs w:val="28"/>
+        </w:rPr>
+        <w:t>落寞</w:t>
+      </w:r>
       <w:r>
         <w:rPr>
           <w:rFonts w:hint="eastAsia"/>
           <w:bCs/>
           <w:szCs w:val="28"/>
         </w:rPr>
-        <w:t>，力主恢復中原，這些不僅未被朝廷重視，反而遭受投降派的迫害、打擊。他這</w:t>
-      </w:r>
-      <w:r>
-        <w:rPr>
-          <w:rFonts w:hint="eastAsia"/>
-          <w:bCs/>
-          <w:szCs w:val="28"/>
-        </w:rPr>
-        <w:t>「</w:t>
-      </w:r>
-      <w:r>
-        <w:rPr>
-          <w:rFonts w:hint="eastAsia"/>
-          <w:bCs/>
-          <w:szCs w:val="28"/>
-        </w:rPr>
-        <w:t>愁</w:t>
-      </w:r>
-      <w:r>
-        <w:rPr>
-          <w:rFonts w:hint="eastAsia"/>
-          <w:bCs/>
-          <w:szCs w:val="28"/>
-        </w:rPr>
-        <w:t>」</w:t>
-      </w:r>
-      <w:r>
-        <w:rPr>
-          <w:rFonts w:hint="eastAsia"/>
-          <w:bCs/>
-          <w:szCs w:val="28"/>
-        </w:rPr>
-        <w:t>鬱結心頭已久，是很想對人傾訴一番，求得別人的同情和支持的，但是一想到朝廷</w:t>
-      </w:r>
-      <w:r>
-        <w:rPr>
-          <w:rFonts w:hint="eastAsia"/>
-          <w:b/>
-          <w:szCs w:val="28"/>
-        </w:rPr>
-        <w:t>昏庸</w:t>
-      </w:r>
-      <w:r>
-        <w:rPr>
-          <w:rFonts w:hint="eastAsia"/>
-          <w:bCs/>
-          <w:szCs w:val="28"/>
-        </w:rPr>
-        <w:t>黑暗，投降派把持政權，</w:t>
-      </w:r>
-      <w:proofErr w:type="gramStart"/>
-      <w:r>
-        <w:rPr>
-          <w:rFonts w:hint="eastAsia"/>
-          <w:bCs/>
-          <w:szCs w:val="28"/>
-        </w:rPr>
-        <w:t>說了也</w:t>
-      </w:r>
-      <w:proofErr w:type="gramEnd"/>
-      <w:r>
-        <w:rPr>
-          <w:rFonts w:hint="eastAsia"/>
-          <w:bCs/>
-          <w:szCs w:val="28"/>
-        </w:rPr>
-        <w:t>於事無補，就不再說了。</w:t>
-      </w:r>
-      <w:r>
-        <w:rPr>
-          <w:rFonts w:hint="eastAsia"/>
-          <w:bCs/>
-          <w:szCs w:val="28"/>
-        </w:rPr>
-        <w:t>「</w:t>
-      </w:r>
-      <w:r>
-        <w:rPr>
-          <w:rFonts w:hint="eastAsia"/>
-          <w:bCs/>
-          <w:szCs w:val="28"/>
-        </w:rPr>
-        <w:t>欲說還休</w:t>
-      </w:r>
-      <w:r>
-        <w:rPr>
-          <w:rFonts w:hint="eastAsia"/>
-          <w:bCs/>
-          <w:szCs w:val="28"/>
-        </w:rPr>
-        <w:t>」</w:t>
-      </w:r>
-      <w:r>
-        <w:rPr>
-          <w:rFonts w:hint="eastAsia"/>
-          <w:bCs/>
-          <w:szCs w:val="28"/>
-        </w:rPr>
-        <w:t>深刻</w:t>
-      </w:r>
-      <w:r>
-        <w:rPr>
-          <w:rFonts w:hint="eastAsia"/>
-          <w:bCs/>
-          <w:szCs w:val="28"/>
-        </w:rPr>
-        <w:t>的</w:t>
-      </w:r>
-      <w:r>
-        <w:rPr>
-          <w:rFonts w:hint="eastAsia"/>
-          <w:bCs/>
-          <w:szCs w:val="28"/>
-        </w:rPr>
-        <w:t>表現了作者這種痛苦矛盾的心情，悲憤愁苦</w:t>
-      </w:r>
-      <w:r>
-        <w:rPr>
-          <w:rFonts w:hint="eastAsia"/>
-          <w:b/>
-          <w:szCs w:val="28"/>
-        </w:rPr>
-        <w:t>溢於言表</w:t>
-      </w:r>
-      <w:r>
-        <w:rPr>
-          <w:rFonts w:hint="eastAsia"/>
-          <w:bCs/>
-          <w:szCs w:val="28"/>
-        </w:rPr>
-        <w:t>。值得注意的是，</w:t>
-      </w:r>
-      <w:r>
-        <w:rPr>
-          <w:rFonts w:hint="eastAsia"/>
-          <w:bCs/>
-          <w:szCs w:val="28"/>
-        </w:rPr>
-        <w:t>「</w:t>
-      </w:r>
-      <w:r>
-        <w:rPr>
-          <w:rFonts w:hint="eastAsia"/>
-          <w:bCs/>
-          <w:szCs w:val="28"/>
-        </w:rPr>
-        <w:t>欲說還休</w:t>
-      </w:r>
-      <w:r>
-        <w:rPr>
-          <w:rFonts w:hint="eastAsia"/>
-          <w:bCs/>
-          <w:szCs w:val="28"/>
-        </w:rPr>
-        <w:t>」</w:t>
-      </w:r>
-      <w:r>
-        <w:rPr>
-          <w:rFonts w:hint="eastAsia"/>
-          <w:bCs/>
-          <w:szCs w:val="28"/>
-        </w:rPr>
-        <w:t>四字重複出現，</w:t>
-      </w:r>
-      <w:proofErr w:type="gramStart"/>
-      <w:r>
-        <w:rPr>
-          <w:rFonts w:hint="eastAsia"/>
-          <w:bCs/>
-          <w:szCs w:val="28"/>
-        </w:rPr>
-        <w:t>用</w:t>
-      </w:r>
-      <w:r>
-        <w:rPr>
-          <w:rFonts w:hint="eastAsia"/>
-          <w:b/>
-          <w:szCs w:val="28"/>
-        </w:rPr>
-        <w:t>疊</w:t>
-      </w:r>
-      <w:r>
-        <w:rPr>
-          <w:rFonts w:hint="eastAsia"/>
-          <w:b/>
-          <w:szCs w:val="28"/>
-        </w:rPr>
-        <w:t>句</w:t>
-      </w:r>
-      <w:proofErr w:type="gramEnd"/>
-      <w:r>
-        <w:rPr>
-          <w:rFonts w:hint="eastAsia"/>
-          <w:bCs/>
-          <w:szCs w:val="28"/>
-        </w:rPr>
-        <w:lastRenderedPageBreak/>
-        <w:t>的形式渲染了</w:t>
-      </w:r>
-      <w:r>
-        <w:rPr>
-          <w:rFonts w:hint="eastAsia"/>
-          <w:bCs/>
-          <w:szCs w:val="28"/>
-        </w:rPr>
-        <w:t>「</w:t>
-      </w:r>
-      <w:r>
-        <w:rPr>
-          <w:rFonts w:hint="eastAsia"/>
-          <w:bCs/>
-          <w:szCs w:val="28"/>
-        </w:rPr>
-        <w:t>有苦</w:t>
-      </w:r>
-      <w:proofErr w:type="gramStart"/>
-      <w:r>
-        <w:rPr>
-          <w:rFonts w:hint="eastAsia"/>
-          <w:bCs/>
-          <w:szCs w:val="28"/>
-        </w:rPr>
-        <w:t>無處訴</w:t>
-      </w:r>
-      <w:proofErr w:type="gramEnd"/>
-      <w:r>
-        <w:rPr>
-          <w:rFonts w:hint="eastAsia"/>
-          <w:bCs/>
-          <w:szCs w:val="28"/>
-        </w:rPr>
-        <w:t>」</w:t>
-      </w:r>
-      <w:r>
-        <w:rPr>
-          <w:rFonts w:hint="eastAsia"/>
-          <w:bCs/>
-          <w:szCs w:val="28"/>
-        </w:rPr>
-        <w:t>的氣氛，加強了藝術效果，使讀者體會到，作者為國事</w:t>
-      </w:r>
-      <w:proofErr w:type="gramStart"/>
-      <w:r>
-        <w:rPr>
-          <w:rFonts w:hint="eastAsia"/>
-          <w:bCs/>
-          <w:szCs w:val="28"/>
-        </w:rPr>
-        <w:t>憂愁，</w:t>
-      </w:r>
-      <w:proofErr w:type="gramEnd"/>
-      <w:r>
-        <w:rPr>
-          <w:rFonts w:hint="eastAsia"/>
-          <w:bCs/>
-          <w:szCs w:val="28"/>
-        </w:rPr>
-        <w:t>極端痛苦，竟至不能對人訴說，這是因為</w:t>
-      </w:r>
-      <w:r>
-        <w:rPr>
-          <w:rFonts w:hint="eastAsia"/>
-          <w:bCs/>
-          <w:szCs w:val="28"/>
-        </w:rPr>
-        <w:t>「</w:t>
-      </w:r>
-      <w:proofErr w:type="gramStart"/>
-      <w:r>
-        <w:rPr>
-          <w:rFonts w:hint="eastAsia"/>
-          <w:bCs/>
-          <w:szCs w:val="28"/>
-        </w:rPr>
-        <w:t>恐言未</w:t>
-      </w:r>
-      <w:proofErr w:type="gramEnd"/>
-      <w:r>
-        <w:rPr>
-          <w:rFonts w:hint="eastAsia"/>
-          <w:bCs/>
-          <w:szCs w:val="28"/>
-        </w:rPr>
-        <w:t>脫口而禍不</w:t>
-      </w:r>
-      <w:r>
-        <w:rPr>
-          <w:rFonts w:hint="eastAsia"/>
-          <w:b/>
-          <w:szCs w:val="28"/>
-        </w:rPr>
-        <w:t>旋</w:t>
-      </w:r>
-      <w:r>
-        <w:rPr>
-          <w:rFonts w:hint="eastAsia"/>
-          <w:b/>
-          <w:szCs w:val="28"/>
-        </w:rPr>
-        <w:t>踵</w:t>
-      </w:r>
-      <w:r>
-        <w:rPr>
-          <w:rFonts w:hint="eastAsia"/>
-          <w:bCs/>
-          <w:szCs w:val="28"/>
-        </w:rPr>
-        <w:t>」</w:t>
-      </w:r>
-      <w:r>
-        <w:rPr>
-          <w:rFonts w:hint="eastAsia"/>
-          <w:bCs/>
-          <w:szCs w:val="28"/>
-        </w:rPr>
-        <w:t>，作者實在有難言的苦衷啊！怎</w:t>
-      </w:r>
-      <w:r>
-        <w:rPr>
-          <w:rFonts w:hint="eastAsia"/>
-          <w:bCs/>
-          <w:szCs w:val="28"/>
-        </w:rPr>
-        <w:t>麼</w:t>
-      </w:r>
-      <w:r>
-        <w:rPr>
-          <w:rFonts w:hint="eastAsia"/>
-          <w:bCs/>
-          <w:szCs w:val="28"/>
-        </w:rPr>
-        <w:t>辦呢？只好</w:t>
-      </w:r>
-      <w:r>
-        <w:rPr>
-          <w:rFonts w:hint="eastAsia"/>
-          <w:bCs/>
-          <w:szCs w:val="28"/>
-        </w:rPr>
-        <w:t>「</w:t>
-      </w:r>
-      <w:r>
-        <w:rPr>
-          <w:rFonts w:hint="eastAsia"/>
-          <w:bCs/>
-          <w:szCs w:val="28"/>
-        </w:rPr>
-        <w:t>顧左右而言它</w:t>
-      </w:r>
-      <w:r>
-        <w:rPr>
-          <w:rFonts w:hint="eastAsia"/>
-          <w:bCs/>
-          <w:szCs w:val="28"/>
-        </w:rPr>
-        <w:t>」</w:t>
-      </w:r>
-      <w:r>
-        <w:rPr>
-          <w:rFonts w:hint="eastAsia"/>
-          <w:bCs/>
-          <w:szCs w:val="28"/>
-        </w:rPr>
-        <w:t>，</w:t>
-      </w:r>
-      <w:r>
-        <w:rPr>
-          <w:rFonts w:hint="eastAsia"/>
-          <w:bCs/>
-          <w:szCs w:val="28"/>
-        </w:rPr>
-        <w:t>「</w:t>
-      </w:r>
-      <w:r>
-        <w:rPr>
-          <w:rFonts w:hint="eastAsia"/>
-          <w:bCs/>
-          <w:szCs w:val="28"/>
-        </w:rPr>
-        <w:t>卻道天</w:t>
-      </w:r>
-      <w:proofErr w:type="gramStart"/>
-      <w:r>
-        <w:rPr>
-          <w:rFonts w:hint="eastAsia"/>
-          <w:bCs/>
-          <w:szCs w:val="28"/>
-        </w:rPr>
-        <w:t>涼好個秋</w:t>
-      </w:r>
-      <w:proofErr w:type="gramEnd"/>
-      <w:r>
-        <w:rPr>
-          <w:rFonts w:hint="eastAsia"/>
-          <w:bCs/>
-          <w:szCs w:val="28"/>
-        </w:rPr>
-        <w:t>」</w:t>
-      </w:r>
-      <w:r>
-        <w:rPr>
-          <w:rFonts w:hint="eastAsia"/>
-          <w:bCs/>
-          <w:szCs w:val="28"/>
-        </w:rPr>
-        <w:t>句，意思就是說作者無可奈何，只得迴避不談，</w:t>
-      </w:r>
-      <w:proofErr w:type="gramStart"/>
-      <w:r>
-        <w:rPr>
-          <w:rFonts w:hint="eastAsia"/>
-          <w:bCs/>
-          <w:szCs w:val="28"/>
-        </w:rPr>
-        <w:t>說些言不由衷</w:t>
-      </w:r>
-      <w:proofErr w:type="gramEnd"/>
-      <w:r>
-        <w:rPr>
-          <w:rFonts w:hint="eastAsia"/>
-          <w:bCs/>
-          <w:szCs w:val="28"/>
-        </w:rPr>
-        <w:t>的話聊以應景！</w:t>
+        <w:t>都化為一句看似輕描淡寫的「天涼好個秋」。</w:t>
       </w:r>
     </w:p>
     <w:p>
       <w:pPr>
         <w:spacing w:after="0" w:line="480" w:lineRule="exact"/>
         <w:ind w:left="-6" w:right="0" w:hanging="11"/>
-        <w:rPr>
+        <w:jc w:val="both"/>
+        <w:rPr>
+          <w:szCs w:val="28"/>
+        </w:rPr>
+      </w:pPr>
+      <w:r>
+        <w:rPr>
+          <w:rFonts w:hint="eastAsia"/>
           <w:bCs/>
           <w:szCs w:val="28"/>
         </w:rPr>
-      </w:pPr>
+        <w:lastRenderedPageBreak/>
+        <w:t xml:space="preserve">　　</w:t>
+      </w:r>
       <w:r>
         <w:rPr>
           <w:rFonts w:hint="eastAsia"/>
           <w:bCs/>
           <w:szCs w:val="28"/>
         </w:rPr>
-        <w:t xml:space="preserve">    </w:t>
-      </w:r>
-      <w:proofErr w:type="gramStart"/>
+        <w:t>這首詞最精彩之處，在於「</w:t>
+      </w:r>
+      <w:r>
+        <w:rPr>
+          <w:rFonts w:hint="eastAsia"/>
+          <w:b/>
+          <w:szCs w:val="28"/>
+        </w:rPr>
+        <w:t>以景結情</w:t>
+      </w:r>
       <w:r>
         <w:rPr>
           <w:rFonts w:hint="eastAsia"/>
           <w:bCs/>
           <w:szCs w:val="28"/>
         </w:rPr>
-        <w:t>此詞構思</w:t>
-      </w:r>
-      <w:proofErr w:type="gramEnd"/>
+        <w:t>」與「反語」的妙用。結句看似輕鬆地讚美秋涼，實則是將排山倒海的沉痛緊緊壓進心底。從少年時的「無愁硬說有愁」，到晚年的「有愁卻說無愁」，極具張力的對比讓全詞的悲劇色彩更顯濃烈，給讀者留下無盡的</w:t>
+      </w:r>
+      <w:r>
+        <w:rPr>
+          <w:rFonts w:hint="eastAsia"/>
+          <w:b/>
+          <w:szCs w:val="28"/>
+        </w:rPr>
+        <w:t>迴響與餘味</w:t>
+      </w:r>
       <w:r>
         <w:rPr>
           <w:rFonts w:hint="eastAsia"/>
           <w:bCs/>
           <w:szCs w:val="28"/>
         </w:rPr>
-        <w:t>巧妙，寫少年時無愁</w:t>
-      </w:r>
-      <w:r>
-        <w:rPr>
-          <w:rFonts w:hint="eastAsia"/>
-          <w:bCs/>
-          <w:szCs w:val="28"/>
-        </w:rPr>
-        <w:t>「</w:t>
-      </w:r>
-      <w:proofErr w:type="gramStart"/>
-      <w:r>
-        <w:rPr>
-          <w:rFonts w:hint="eastAsia"/>
-          <w:bCs/>
-          <w:szCs w:val="28"/>
-        </w:rPr>
-        <w:t>強說愁</w:t>
-      </w:r>
-      <w:proofErr w:type="gramEnd"/>
-      <w:r>
-        <w:rPr>
-          <w:rFonts w:hint="eastAsia"/>
-          <w:bCs/>
-          <w:szCs w:val="28"/>
-        </w:rPr>
-        <w:t>」</w:t>
-      </w:r>
-      <w:r>
-        <w:rPr>
-          <w:rFonts w:hint="eastAsia"/>
-          <w:bCs/>
-          <w:szCs w:val="28"/>
-        </w:rPr>
-        <w:t>和</w:t>
-      </w:r>
-      <w:r>
-        <w:rPr>
-          <w:rFonts w:hint="eastAsia"/>
-          <w:b/>
-          <w:szCs w:val="28"/>
-        </w:rPr>
-        <w:t>諳練</w:t>
-      </w:r>
-      <w:r>
-        <w:rPr>
-          <w:rFonts w:hint="eastAsia"/>
-          <w:b/>
-          <w:szCs w:val="28"/>
-        </w:rPr>
-        <w:t>世故</w:t>
-      </w:r>
-      <w:r>
-        <w:rPr>
-          <w:rFonts w:hint="eastAsia"/>
-          <w:bCs/>
-          <w:szCs w:val="28"/>
-        </w:rPr>
-        <w:t>後滿懷</w:t>
-      </w:r>
-      <w:proofErr w:type="gramStart"/>
-      <w:r>
-        <w:rPr>
-          <w:rFonts w:hint="eastAsia"/>
-          <w:bCs/>
-          <w:szCs w:val="28"/>
-        </w:rPr>
-        <w:t>是愁卻</w:t>
-      </w:r>
-      <w:proofErr w:type="gramEnd"/>
-      <w:r>
-        <w:rPr>
-          <w:rFonts w:hint="eastAsia"/>
-          <w:bCs/>
-          <w:szCs w:val="28"/>
-        </w:rPr>
-        <w:t>又故意避而不談，生動真切。</w:t>
-      </w:r>
-      <w:proofErr w:type="gramStart"/>
-      <w:r>
-        <w:rPr>
-          <w:rFonts w:hint="eastAsia"/>
-          <w:bCs/>
-          <w:szCs w:val="28"/>
-        </w:rPr>
-        <w:t>此詞上下</w:t>
-      </w:r>
-      <w:proofErr w:type="gramEnd"/>
-      <w:r>
-        <w:rPr>
-          <w:rFonts w:hint="eastAsia"/>
-          <w:bCs/>
-          <w:szCs w:val="28"/>
-        </w:rPr>
-        <w:t>片裡的</w:t>
-      </w:r>
-      <w:r>
-        <w:rPr>
-          <w:rFonts w:hint="eastAsia"/>
-          <w:bCs/>
-          <w:szCs w:val="28"/>
-        </w:rPr>
-        <w:t>「</w:t>
-      </w:r>
-      <w:r>
-        <w:rPr>
-          <w:rFonts w:hint="eastAsia"/>
-          <w:bCs/>
-          <w:szCs w:val="28"/>
-        </w:rPr>
-        <w:t>愁</w:t>
-      </w:r>
-      <w:r>
-        <w:rPr>
-          <w:rFonts w:hint="eastAsia"/>
-          <w:bCs/>
-          <w:szCs w:val="28"/>
-        </w:rPr>
-        <w:t>」</w:t>
-      </w:r>
-      <w:r>
-        <w:rPr>
-          <w:rFonts w:hint="eastAsia"/>
-          <w:bCs/>
-          <w:szCs w:val="28"/>
-        </w:rPr>
-        <w:t>含義是不盡相同的。</w:t>
-      </w:r>
-      <w:r>
-        <w:rPr>
-          <w:rFonts w:hint="eastAsia"/>
-          <w:bCs/>
-          <w:szCs w:val="28"/>
-        </w:rPr>
-        <w:t>「</w:t>
-      </w:r>
-      <w:r>
-        <w:rPr>
-          <w:rFonts w:hint="eastAsia"/>
-          <w:bCs/>
-          <w:szCs w:val="28"/>
-        </w:rPr>
-        <w:t>強說</w:t>
-      </w:r>
-      <w:r>
-        <w:rPr>
-          <w:rFonts w:hint="eastAsia"/>
-          <w:bCs/>
-          <w:szCs w:val="28"/>
-        </w:rPr>
-        <w:t>」</w:t>
-      </w:r>
-      <w:r>
-        <w:rPr>
-          <w:rFonts w:hint="eastAsia"/>
-          <w:bCs/>
-          <w:szCs w:val="28"/>
-        </w:rPr>
-        <w:t>的是春花秋月無病呻吟的</w:t>
-      </w:r>
-      <w:proofErr w:type="gramStart"/>
-      <w:r>
-        <w:rPr>
-          <w:rFonts w:hint="eastAsia"/>
-          <w:bCs/>
-          <w:szCs w:val="28"/>
-        </w:rPr>
-        <w:t>閒</w:t>
-      </w:r>
-      <w:proofErr w:type="gramEnd"/>
-      <w:r>
-        <w:rPr>
-          <w:rFonts w:hint="eastAsia"/>
-          <w:bCs/>
-          <w:szCs w:val="28"/>
-        </w:rPr>
-        <w:t>愁；下</w:t>
-      </w:r>
-      <w:proofErr w:type="gramStart"/>
-      <w:r>
-        <w:rPr>
-          <w:rFonts w:hint="eastAsia"/>
-          <w:bCs/>
-          <w:szCs w:val="28"/>
-        </w:rPr>
-        <w:t>片說的是</w:t>
-      </w:r>
-      <w:proofErr w:type="gramEnd"/>
-      <w:r>
-        <w:rPr>
-          <w:rFonts w:hint="eastAsia"/>
-          <w:bCs/>
-          <w:szCs w:val="28"/>
-        </w:rPr>
-        <w:t>關懷國事，懷才不遇的哀愁。</w:t>
-      </w:r>
-    </w:p>
-    <w:p>
-      <w:pPr>
-        <w:spacing w:after="0" w:line="480" w:lineRule="exact"/>
-        <w:ind w:left="-6" w:right="0" w:hanging="11"/>
-        <w:rPr>
-          <w:bCs/>
-          <w:szCs w:val="28"/>
-        </w:rPr>
-      </w:pPr>
-      <w:r>
-        <w:rPr>
-          <w:rFonts w:hint="eastAsia"/>
-          <w:bCs/>
-          <w:szCs w:val="28"/>
-        </w:rPr>
-        <w:t xml:space="preserve">    </w:t>
-      </w:r>
-      <w:r>
-        <w:rPr>
-          <w:rFonts w:hint="eastAsia"/>
-          <w:bCs/>
-          <w:szCs w:val="28"/>
-        </w:rPr>
-        <w:t>在平易淺近的語句中，表現出作者內心深處的痛楚和矛盾，包含著深</w:t>
-      </w:r>
-      <w:proofErr w:type="gramStart"/>
-      <w:r>
-        <w:rPr>
-          <w:rFonts w:hint="eastAsia"/>
-          <w:bCs/>
-          <w:szCs w:val="28"/>
-        </w:rPr>
-        <w:t>沉</w:t>
-      </w:r>
-      <w:proofErr w:type="gramEnd"/>
-      <w:r>
-        <w:rPr>
-          <w:rFonts w:hint="eastAsia"/>
-          <w:bCs/>
-          <w:szCs w:val="28"/>
-        </w:rPr>
-        <w:t>、憂鬱、激憤的感情，</w:t>
-      </w:r>
-      <w:proofErr w:type="gramStart"/>
-      <w:r>
-        <w:rPr>
-          <w:rFonts w:hint="eastAsia"/>
-          <w:bCs/>
-          <w:szCs w:val="28"/>
-        </w:rPr>
-        <w:t>說明</w:t>
-      </w:r>
-      <w:r>
-        <w:rPr>
-          <w:rFonts w:hint="eastAsia"/>
-          <w:bCs/>
-          <w:szCs w:val="28"/>
-          <w:u w:val="single"/>
-        </w:rPr>
-        <w:t>辛</w:t>
-      </w:r>
-      <w:r>
-        <w:rPr>
-          <w:rFonts w:hint="eastAsia"/>
-          <w:bCs/>
-          <w:szCs w:val="28"/>
-        </w:rPr>
-        <w:t>詞具有</w:t>
-      </w:r>
-      <w:proofErr w:type="gramEnd"/>
-      <w:r>
-        <w:rPr>
-          <w:rFonts w:hint="eastAsia"/>
-          <w:bCs/>
-          <w:szCs w:val="28"/>
-        </w:rPr>
-        <w:t>意境闊大，內容含量豐富的特色。</w:t>
-      </w:r>
-    </w:p>
-    <w:p>
-      <w:pPr>
-        <w:spacing w:after="0" w:line="480" w:lineRule="exact"/>
-        <w:ind w:left="-6" w:right="0" w:hanging="11"/>
-        <w:rPr>
-          <w:szCs w:val="28"/>
-        </w:rPr>
-      </w:pPr>
-      <w:r>
-        <w:rPr>
-          <w:rFonts w:hint="eastAsia"/>
-          <w:bCs/>
-          <w:szCs w:val="28"/>
-        </w:rPr>
-        <w:t xml:space="preserve">    </w:t>
-      </w:r>
-      <w:r>
-        <w:rPr>
-          <w:rFonts w:hint="eastAsia"/>
-          <w:bCs/>
-          <w:szCs w:val="28"/>
-        </w:rPr>
-        <w:t>上片描繪出少年涉世未深，純真無知故作深</w:t>
-      </w:r>
-      <w:proofErr w:type="gramStart"/>
-      <w:r>
-        <w:rPr>
-          <w:rFonts w:hint="eastAsia"/>
-          <w:bCs/>
-          <w:szCs w:val="28"/>
-        </w:rPr>
-        <w:t>沉</w:t>
-      </w:r>
-      <w:proofErr w:type="gramEnd"/>
-      <w:r>
-        <w:rPr>
-          <w:rFonts w:hint="eastAsia"/>
-          <w:bCs/>
-          <w:szCs w:val="28"/>
-        </w:rPr>
-        <w:t>的情態</w:t>
-      </w:r>
-      <w:r>
-        <w:rPr>
-          <w:rFonts w:hint="eastAsia"/>
-          <w:bCs/>
-          <w:szCs w:val="28"/>
-        </w:rPr>
         <w:t>。</w:t>
-      </w:r>
-      <w:r>
-        <w:rPr>
-          <w:rFonts w:hint="eastAsia"/>
-          <w:bCs/>
-          <w:szCs w:val="28"/>
-        </w:rPr>
-        <w:t>下片寫出詞人滿腹愁苦卻無處傾訴的抑鬱，顯示了詞人深</w:t>
-      </w:r>
-      <w:proofErr w:type="gramStart"/>
-      <w:r>
-        <w:rPr>
-          <w:rFonts w:hint="eastAsia"/>
-          <w:bCs/>
-          <w:szCs w:val="28"/>
-        </w:rPr>
-        <w:t>沉</w:t>
-      </w:r>
-      <w:proofErr w:type="gramEnd"/>
-      <w:r>
-        <w:rPr>
-          <w:rFonts w:hint="eastAsia"/>
-          <w:bCs/>
-          <w:szCs w:val="28"/>
-        </w:rPr>
-        <w:t>的愁苦</w:t>
-      </w:r>
-      <w:r>
-        <w:rPr>
-          <w:rFonts w:hint="eastAsia"/>
-          <w:bCs/>
-          <w:szCs w:val="28"/>
-        </w:rPr>
-        <w:t>。</w:t>
-      </w:r>
-      <w:r>
-        <w:rPr>
-          <w:rFonts w:hint="eastAsia"/>
-          <w:szCs w:val="28"/>
-        </w:rPr>
-        <w:t>(</w:t>
-      </w:r>
-      <w:r>
-        <w:rPr>
-          <w:rFonts w:hint="eastAsia"/>
-          <w:sz w:val="24"/>
-          <w:szCs w:val="24"/>
-        </w:rPr>
-        <w:t>資料來源：</w:t>
-      </w:r>
-      <w:hyperlink r:id="rId8" w:history="1">
-        <w:r>
-          <w:rPr>
-            <w:rStyle w:val="a8"/>
-            <w:sz w:val="24"/>
-            <w:szCs w:val="24"/>
-          </w:rPr>
-          <w:t>https://bit.ly/4al9VI3</w:t>
-        </w:r>
-      </w:hyperlink>
-      <w:hyperlink r:id="rId9" w:history="1"/>
-      <w:r>
-        <w:rPr>
-          <w:rFonts w:hint="eastAsia"/>
-          <w:szCs w:val="28"/>
-        </w:rPr>
-        <w:t>)</w:t>
       </w:r>
     </w:p>
     <w:p>
@@ -2123,106 +1016,30 @@
           <w:ilvl w:val="0"/>
           <w:numId w:val="36"/>
         </w:numPr>
-        <w:spacing w:line="480" w:lineRule="exact"/>
-        <w:ind w:leftChars="0" w:right="0"/>
-        <w:rPr>
-          <w:szCs w:val="28"/>
-        </w:rPr>
-      </w:pPr>
-      <w:r>
-        <w:rPr>
-          <w:rFonts w:hint="eastAsia"/>
-          <w:szCs w:val="28"/>
-        </w:rPr>
-        <w:t>一副</w:t>
-      </w:r>
-    </w:p>
-    <w:p>
-      <w:pPr>
-        <w:pStyle w:val="aa"/>
-        <w:numPr>
-          <w:ilvl w:val="0"/>
-          <w:numId w:val="49"/>
-        </w:numPr>
-        <w:spacing w:line="480" w:lineRule="exact"/>
-        <w:ind w:leftChars="0" w:right="0"/>
-        <w:rPr>
-          <w:szCs w:val="28"/>
-        </w:rPr>
-      </w:pPr>
-      <w:r>
-        <w:rPr>
-          <w:szCs w:val="28"/>
-        </w:rPr>
-        <w:t>數量詞：(1)物一組。揀一副座位坐了。(2)物成雙。一副金鐲子。」</w:t>
-      </w:r>
-    </w:p>
-    <w:p>
-      <w:pPr>
-        <w:pStyle w:val="aa"/>
-        <w:numPr>
-          <w:ilvl w:val="0"/>
-          <w:numId w:val="49"/>
-        </w:numPr>
-        <w:spacing w:line="480" w:lineRule="exact"/>
-        <w:ind w:leftChars="0" w:right="0"/>
-        <w:rPr>
-          <w:szCs w:val="28"/>
-        </w:rPr>
-      </w:pPr>
-      <w:r>
-        <w:rPr>
-          <w:szCs w:val="28"/>
-        </w:rPr>
-        <w:t>形容人臉上的表情。外邊走進</w:t>
-      </w:r>
-      <w:proofErr w:type="gramStart"/>
-      <w:r>
-        <w:rPr>
-          <w:szCs w:val="28"/>
-        </w:rPr>
-        <w:t>一</w:t>
-      </w:r>
-      <w:proofErr w:type="gramEnd"/>
-      <w:r>
-        <w:rPr>
-          <w:szCs w:val="28"/>
-        </w:rPr>
-        <w:t>個人來，兩隻紅眼邊，</w:t>
-      </w:r>
-      <w:proofErr w:type="gramStart"/>
-      <w:r>
-        <w:rPr>
-          <w:szCs w:val="28"/>
-        </w:rPr>
-        <w:t>一副鍋鐵臉</w:t>
-      </w:r>
-      <w:proofErr w:type="gramEnd"/>
-      <w:r>
-        <w:rPr>
-          <w:szCs w:val="28"/>
-        </w:rPr>
-        <w:t>。</w:t>
-      </w:r>
-    </w:p>
-    <w:p>
-      <w:pPr>
-        <w:pStyle w:val="aa"/>
-        <w:numPr>
-          <w:ilvl w:val="0"/>
-          <w:numId w:val="49"/>
-        </w:numPr>
-        <w:spacing w:line="480" w:lineRule="exact"/>
-        <w:ind w:leftChars="0" w:right="0"/>
-        <w:rPr>
-          <w:szCs w:val="28"/>
-        </w:rPr>
-      </w:pPr>
-      <w:r>
-        <w:rPr>
-          <w:szCs w:val="28"/>
-        </w:rPr>
-        <w:t>某種文體、言語。</w:t>
+        <w:spacing w:line="440" w:lineRule="exact"/>
+        <w:ind w:leftChars="0" w:left="284" w:right="0" w:hanging="284"/>
+        <w:rPr>
+          <w:szCs w:val="28"/>
+        </w:rPr>
+      </w:pPr>
+      <w:r>
+        <w:rPr>
+          <w:szCs w:val="28"/>
+        </w:rPr>
+        <w:t>簡練</w:t>
+      </w:r>
+      <w:r>
+        <w:rPr>
+          <w:rFonts w:hint="eastAsia"/>
+          <w:szCs w:val="28"/>
+        </w:rPr>
+        <w:t>：</w:t>
+      </w:r>
+      <w:r>
+        <w:rPr>
+          <w:szCs w:val="28"/>
+        </w:rPr>
+        <w:t>簡潔精練，指說話或寫文章用語簡明扼要，沒有多餘的贅詞。在文學創作中，代表作者能用最少、最精確的文字，精準表達極為豐富的意境或思想。</w:t>
       </w:r>
     </w:p>
     <w:p>
@@ -2232,42 +1049,30 @@
           <w:ilvl w:val="0"/>
           <w:numId w:val="36"/>
         </w:numPr>
-        <w:spacing w:line="480" w:lineRule="exact"/>
-        <w:ind w:leftChars="0" w:right="0"/>
-        <w:rPr>
-          <w:szCs w:val="28"/>
-        </w:rPr>
-      </w:pPr>
-      <w:r>
-        <w:rPr>
-          <w:rFonts w:hint="eastAsia"/>
-          <w:szCs w:val="28"/>
-        </w:rPr>
-        <w:t>應景：</w:t>
-      </w:r>
-      <w:r>
-        <w:rPr>
-          <w:rFonts w:hint="eastAsia"/>
-          <w:szCs w:val="28"/>
-        </w:rPr>
-        <w:t>應合當時的情景、節令。</w:t>
-      </w:r>
-    </w:p>
-    <w:p>
-      <w:pPr>
-        <w:pStyle w:val="aa"/>
-        <w:spacing w:line="480" w:lineRule="exact"/>
-        <w:ind w:leftChars="0" w:right="0" w:firstLine="0"/>
-        <w:rPr>
-          <w:szCs w:val="28"/>
-        </w:rPr>
-      </w:pPr>
-      <w:r>
-        <w:rPr>
-          <w:rFonts w:hint="eastAsia"/>
-          <w:szCs w:val="28"/>
-        </w:rPr>
-        <w:t>【例】中秋節到了，家家戶戶都準備了月餅應景。</w:t>
+        <w:spacing w:line="440" w:lineRule="exact"/>
+        <w:ind w:leftChars="0" w:left="284" w:right="0" w:hanging="284"/>
+        <w:rPr>
+          <w:szCs w:val="28"/>
+        </w:rPr>
+      </w:pPr>
+      <w:r>
+        <w:rPr>
+          <w:szCs w:val="28"/>
+        </w:rPr>
+        <w:t>入木三分</w:t>
+      </w:r>
+      <w:r>
+        <w:rPr>
+          <w:rFonts w:hint="eastAsia"/>
+          <w:szCs w:val="28"/>
+        </w:rPr>
+        <w:t>：</w:t>
+      </w:r>
+      <w:r>
+        <w:rPr>
+          <w:szCs w:val="28"/>
+        </w:rPr>
+        <w:t>原形容書法筆力極為雄厚深入（相傳晉代王羲之刻字，墨跡滲入木板三分深）；後比喻分析問題或刻畫描摹非常深刻、透徹。強調觀察力敏銳、表現力精準，能夠直擊事物的本質或人性的核心。</w:t>
       </w:r>
     </w:p>
     <w:p>
@@ -2277,18 +1082,17 @@
           <w:ilvl w:val="0"/>
           <w:numId w:val="36"/>
         </w:numPr>
-        <w:spacing w:line="480" w:lineRule="exact"/>
-        <w:ind w:leftChars="0" w:right="0"/>
-        <w:rPr>
-          <w:szCs w:val="28"/>
-        </w:rPr>
-      </w:pPr>
-      <w:r>
-        <w:rPr>
-          <w:rFonts w:hint="eastAsia"/>
-          <w:szCs w:val="28"/>
-        </w:rPr>
-        <w:t>昏庸</w:t>
+        <w:spacing w:line="440" w:lineRule="exact"/>
+        <w:ind w:leftChars="0" w:left="284" w:right="0" w:hanging="284"/>
+        <w:rPr>
+          <w:szCs w:val="28"/>
+        </w:rPr>
+      </w:pPr>
+      <w:r>
+        <w:rPr>
+          <w:szCs w:val="28"/>
+        </w:rPr>
+        <w:t>年少輕狂</w:t>
       </w:r>
       <w:r>
         <w:rPr>
@@ -2297,21 +1101,11 @@
         </w:rPr>
         <w:t>：</w:t>
       </w:r>
-      <w:proofErr w:type="gramStart"/>
-      <w:r>
-        <w:rPr>
-          <w:rFonts w:hint="eastAsia"/>
-          <w:szCs w:val="28"/>
-        </w:rPr>
-        <w:t>昏昧平庸</w:t>
-      </w:r>
-      <w:proofErr w:type="gramEnd"/>
-      <w:r>
-        <w:rPr>
-          <w:rFonts w:hint="eastAsia"/>
-          <w:szCs w:val="28"/>
-        </w:rPr>
-        <w:t>。【例】新任負責人處事昏庸，導致全體員工離心離德。</w:t>
+      <w:r>
+        <w:rPr>
+          <w:szCs w:val="28"/>
+        </w:rPr>
+        <w:t>形容年輕人經驗不足、性格浮躁，行為舉止率性、張揚或莽撞。帶有一種對青春時期的包容與寫照，既指年輕時的不成熟與莽撞，也暗含當時不受世俗約束的純真與衝勁。</w:t>
       </w:r>
     </w:p>
     <w:p>
@@ -2321,25 +1115,42 @@
           <w:ilvl w:val="0"/>
           <w:numId w:val="36"/>
         </w:numPr>
-        <w:spacing w:line="480" w:lineRule="exact"/>
-        <w:ind w:leftChars="0" w:right="0"/>
-        <w:rPr>
-          <w:szCs w:val="28"/>
-        </w:rPr>
-      </w:pPr>
-      <w:r>
-        <w:rPr>
-          <w:rFonts w:hint="eastAsia"/>
-          <w:szCs w:val="28"/>
-        </w:rPr>
-        <w:t>溢於言表：</w:t>
-      </w:r>
-      <w:r>
-        <w:rPr>
-          <w:rFonts w:hint="eastAsia"/>
-          <w:szCs w:val="28"/>
-        </w:rPr>
-        <w:t>表露在外。【例】他知道自己獲獎的消息後，喜悅之情溢於言表。</w:t>
+        <w:spacing w:line="440" w:lineRule="exact"/>
+        <w:ind w:leftChars="0" w:left="284" w:right="0" w:hanging="284"/>
+        <w:rPr>
+          <w:szCs w:val="28"/>
+        </w:rPr>
+      </w:pPr>
+      <w:r>
+        <w:rPr>
+          <w:szCs w:val="28"/>
+        </w:rPr>
+        <w:t>風雅</w:t>
+      </w:r>
+      <w:r>
+        <w:rPr>
+          <w:rFonts w:hint="eastAsia"/>
+          <w:szCs w:val="28"/>
+        </w:rPr>
+        <w:t>：</w:t>
+      </w:r>
+      <w:r>
+        <w:rPr>
+          <w:szCs w:val="28"/>
+        </w:rPr>
+        <w:t>原指《詩經》中的「國風」與「大雅、小雅」；</w:t>
+      </w:r>
+      <w:r>
+        <w:rPr>
+          <w:szCs w:val="28"/>
+        </w:rPr>
+        <w:t>「風」（純真優美的情感）與「雅」（端莊正統的禮儀）被合稱為「風雅」。一個具有「風雅」特質的人，意味著他既擁有《國風》般豐富敏銳的情感與藝術品味，又具備《大雅、小雅》般符合禮節的舉止與高雅談吐。</w:t>
+      </w:r>
+      <w:r>
+        <w:rPr>
+          <w:szCs w:val="28"/>
+        </w:rPr>
+        <w:t>後世便將這種「富含文化底蘊、懂得欣賞美、舉止得體且不俗氣」的生活態度與情趣，統稱為「風雅」。</w:t>
       </w:r>
     </w:p>
     <w:p>
@@ -2349,28 +1160,18 @@
           <w:ilvl w:val="0"/>
           <w:numId w:val="36"/>
         </w:numPr>
-        <w:spacing w:line="480" w:lineRule="exact"/>
-        <w:ind w:leftChars="0" w:right="0"/>
-        <w:rPr>
-          <w:szCs w:val="28"/>
-        </w:rPr>
-      </w:pPr>
-      <w:proofErr w:type="gramStart"/>
-      <w:r>
-        <w:rPr>
-          <w:rFonts w:hint="eastAsia"/>
-          <w:szCs w:val="28"/>
-        </w:rPr>
-        <w:t>疊</w:t>
-      </w:r>
-      <w:r>
-        <w:rPr>
-          <w:rFonts w:hint="eastAsia"/>
-          <w:szCs w:val="28"/>
-        </w:rPr>
-        <w:t>句</w:t>
-      </w:r>
-      <w:proofErr w:type="gramEnd"/>
+        <w:spacing w:line="440" w:lineRule="exact"/>
+        <w:ind w:leftChars="0" w:left="284" w:right="0" w:hanging="284"/>
+        <w:rPr>
+          <w:szCs w:val="28"/>
+        </w:rPr>
+      </w:pPr>
+      <w:r>
+        <w:rPr>
+          <w:szCs w:val="28"/>
+        </w:rPr>
+        <w:t>勾勒</w:t>
+      </w:r>
       <w:r>
         <w:rPr>
           <w:rFonts w:hint="eastAsia"/>
@@ -2380,26 +1181,9 @@
       </w:r>
       <w:r>
         <w:rPr>
-          <w:rFonts w:hint="eastAsia"/>
-          <w:szCs w:val="28"/>
-        </w:rPr>
-        <w:t>是指在詩詞、歌謠中，為了加強語氣、渲染氣氛或突出某種感情而重疊使用的句子。</w:t>
-      </w:r>
-      <w:proofErr w:type="gramStart"/>
-      <w:r>
-        <w:rPr>
-          <w:rFonts w:hint="eastAsia"/>
-          <w:szCs w:val="28"/>
-        </w:rPr>
-        <w:t>迭句可以</w:t>
-      </w:r>
-      <w:proofErr w:type="gramEnd"/>
-      <w:r>
-        <w:rPr>
-          <w:rFonts w:hint="eastAsia"/>
-          <w:szCs w:val="28"/>
-        </w:rPr>
-        <w:t>是完全相同的重複，也可以在每次重複時在意義或形式上略有變化。</w:t>
+          <w:szCs w:val="28"/>
+        </w:rPr>
+        <w:t>原為繪畫技法，指用筆墨畫出物體的輪廓；後引申為用簡短的文字概括描繪出人或事物的線條、輪廓與特徵。強調不堆砌細節，僅憑寥寥數筆或關鍵特徵，就能讓形象躍然紙上。</w:t>
       </w:r>
     </w:p>
     <w:p>
@@ -2409,28 +1193,18 @@
           <w:ilvl w:val="0"/>
           <w:numId w:val="36"/>
         </w:numPr>
-        <w:spacing w:line="480" w:lineRule="exact"/>
-        <w:ind w:leftChars="0" w:right="0"/>
-        <w:rPr>
-          <w:szCs w:val="28"/>
-        </w:rPr>
-      </w:pPr>
-      <w:r>
-        <w:rPr>
-          <w:rFonts w:hint="eastAsia"/>
-          <w:szCs w:val="28"/>
-        </w:rPr>
-        <w:t>旋</w:t>
-      </w:r>
-      <w:proofErr w:type="gramStart"/>
-      <w:r>
-        <w:rPr>
-          <w:rFonts w:hint="eastAsia"/>
-          <w:szCs w:val="28"/>
-        </w:rPr>
-        <w:t>踵</w:t>
-      </w:r>
-      <w:proofErr w:type="gramEnd"/>
+        <w:spacing w:line="440" w:lineRule="exact"/>
+        <w:ind w:leftChars="0" w:left="284" w:right="0" w:hanging="284"/>
+        <w:rPr>
+          <w:szCs w:val="28"/>
+        </w:rPr>
+      </w:pPr>
+      <w:r>
+        <w:rPr>
+          <w:szCs w:val="28"/>
+        </w:rPr>
+        <w:t>矯情</w:t>
+      </w:r>
       <w:r>
         <w:rPr>
           <w:rFonts w:hint="eastAsia"/>
@@ -2440,10 +1214,9 @@
       </w:r>
       <w:r>
         <w:rPr>
-          <w:rFonts w:hint="eastAsia"/>
-          <w:szCs w:val="28"/>
-        </w:rPr>
-        <w:t>腳跟一轉。形容極短的時間。【例】旋踵即逝</w:t>
+          <w:szCs w:val="28"/>
+        </w:rPr>
+        <w:t>故意掩飾真情，或特意裝腔作勢、做出不自然的舉止或情緒。指情緒並非出自內心真正的體驗，而是為了達到某種目的（如表現文雅、吸引注意）而刻意營造出來的虛假姿態。</w:t>
       </w:r>
     </w:p>
     <w:p>
@@ -2453,57 +1226,30 @@
           <w:ilvl w:val="0"/>
           <w:numId w:val="36"/>
         </w:numPr>
-        <w:spacing w:line="480" w:lineRule="exact"/>
-        <w:ind w:leftChars="0" w:right="0"/>
-        <w:rPr>
-          <w:szCs w:val="28"/>
-        </w:rPr>
-      </w:pPr>
-      <w:r>
-        <w:rPr>
-          <w:rFonts w:hint="eastAsia"/>
-          <w:szCs w:val="28"/>
-        </w:rPr>
-        <w:t>諳</w:t>
-      </w:r>
-      <w:r>
-        <w:rPr>
-          <w:rFonts w:hint="eastAsia"/>
-          <w:szCs w:val="28"/>
-        </w:rPr>
-        <w:t>(</w:t>
-      </w:r>
-      <w:proofErr w:type="gramStart"/>
-      <w:r>
-        <w:rPr>
-          <w:rFonts w:hint="eastAsia"/>
-          <w:color w:val="FF0000"/>
-          <w:sz w:val="16"/>
-          <w:szCs w:val="16"/>
-        </w:rPr>
-        <w:t>ㄢ</w:t>
-      </w:r>
-      <w:proofErr w:type="gramEnd"/>
-      <w:r>
-        <w:rPr>
-          <w:rFonts w:hint="eastAsia"/>
-          <w:szCs w:val="28"/>
-        </w:rPr>
-        <w:t>)</w:t>
-      </w:r>
-      <w:r>
-        <w:rPr>
-          <w:rFonts w:hint="eastAsia"/>
-          <w:szCs w:val="28"/>
-        </w:rPr>
-        <w:t>練</w:t>
-      </w:r>
-      <w:r>
-        <w:rPr>
-          <w:rFonts w:hint="eastAsia"/>
-          <w:szCs w:val="28"/>
-        </w:rPr>
-        <w:t>：熟練。</w:t>
+        <w:spacing w:line="440" w:lineRule="exact"/>
+        <w:ind w:leftChars="0" w:left="284" w:right="0" w:hanging="284"/>
+        <w:rPr>
+          <w:szCs w:val="28"/>
+        </w:rPr>
+      </w:pPr>
+      <w:r>
+        <w:rPr>
+          <w:szCs w:val="28"/>
+        </w:rPr>
+        <w:t>無濟於事</w:t>
+      </w:r>
+      <w:r>
+        <w:rPr>
+          <w:rFonts w:hint="eastAsia"/>
+          <w:szCs w:val="28"/>
+        </w:rPr>
+        <w:t>：</w:t>
+      </w:r>
+      <w:r>
+        <w:rPr>
+          <w:szCs w:val="28"/>
+        </w:rPr>
+        <w:t>濟：幫助、補益。對事情沒有任何幫助或作用。表達一種面對現實困境時的深深無奈感，無論再怎麼努力、傾訴或掙扎，都無法改變既定的結果。</w:t>
       </w:r>
     </w:p>
     <w:p>
@@ -2513,47 +1259,101 @@
           <w:ilvl w:val="0"/>
           <w:numId w:val="36"/>
         </w:numPr>
-        <w:spacing w:line="480" w:lineRule="exact"/>
-        <w:ind w:leftChars="0" w:right="0"/>
-        <w:rPr>
-          <w:szCs w:val="28"/>
-        </w:rPr>
-      </w:pPr>
-      <w:r>
-        <w:rPr>
-          <w:rFonts w:hint="eastAsia"/>
-          <w:szCs w:val="28"/>
-        </w:rPr>
-        <w:t>世故：</w:t>
-      </w:r>
-      <w:r>
-        <w:rPr>
-          <w:rFonts w:hint="eastAsia"/>
-          <w:szCs w:val="28"/>
-        </w:rPr>
-        <w:t>熟習世俗的人情、習慣，待人處事圓融周到。</w:t>
+        <w:spacing w:line="440" w:lineRule="exact"/>
+        <w:ind w:leftChars="0" w:left="284" w:right="0" w:hanging="284"/>
+        <w:rPr>
+          <w:szCs w:val="28"/>
+        </w:rPr>
+      </w:pPr>
+      <w:r>
+        <w:rPr>
+          <w:szCs w:val="28"/>
+        </w:rPr>
+        <w:t>落寞</w:t>
+      </w:r>
+      <w:r>
+        <w:rPr>
+          <w:rFonts w:hint="eastAsia"/>
+          <w:szCs w:val="28"/>
+        </w:rPr>
+        <w:t>：</w:t>
+      </w:r>
+      <w:r>
+        <w:rPr>
+          <w:szCs w:val="28"/>
+        </w:rPr>
+        <w:t>冷清、孤寂，形容心境消沉、失意與孤獨。不僅是外在環境的清冷，更是內心繁華落盡後的孤單與無奈，常帶有理想破滅後的沉痛。</w:t>
       </w:r>
     </w:p>
     <w:p>
       <w:pPr>
         <w:pStyle w:val="aa"/>
-        <w:spacing w:line="480" w:lineRule="exact"/>
-        <w:ind w:leftChars="0" w:right="0" w:firstLine="0"/>
-        <w:rPr>
-          <w:rFonts w:hint="eastAsia"/>
-          <w:szCs w:val="28"/>
-        </w:rPr>
-      </w:pPr>
-      <w:r>
-        <w:rPr>
-          <w:rFonts w:hint="eastAsia"/>
-          <w:szCs w:val="28"/>
-        </w:rPr>
-        <w:t>【例】經過這些年的社會歷練，原本天真的妹妹變得世故多了。</w:t>
+        <w:numPr>
+          <w:ilvl w:val="0"/>
+          <w:numId w:val="36"/>
+        </w:numPr>
+        <w:spacing w:line="440" w:lineRule="exact"/>
+        <w:ind w:leftChars="0" w:left="284" w:right="0" w:hanging="284"/>
+        <w:rPr>
+          <w:szCs w:val="28"/>
+        </w:rPr>
+      </w:pPr>
+      <w:r>
+        <w:rPr>
+          <w:szCs w:val="28"/>
+        </w:rPr>
+        <w:t>以景結情</w:t>
+      </w:r>
+      <w:r>
+        <w:rPr>
+          <w:rFonts w:hint="eastAsia"/>
+          <w:szCs w:val="28"/>
+        </w:rPr>
+        <w:t>：</w:t>
+      </w:r>
+      <w:r>
+        <w:rPr>
+          <w:szCs w:val="28"/>
+        </w:rPr>
+        <w:t>古典詩歌的一種結尾技巧。在文章或詩詞末尾，不直接抒發感情，而是以描寫景物來結束全文。將深厚濃烈的情感寄託於冷靜客觀的景色中，達到「言有盡而意無窮」的效果，留給讀者無限想像空間。</w:t>
+      </w:r>
+    </w:p>
+    <w:p>
+      <w:pPr>
+        <w:pStyle w:val="aa"/>
+        <w:numPr>
+          <w:ilvl w:val="0"/>
+          <w:numId w:val="36"/>
+        </w:numPr>
+        <w:spacing w:line="440" w:lineRule="exact"/>
+        <w:ind w:leftChars="0" w:left="284" w:right="0" w:hanging="426"/>
+        <w:rPr>
+          <w:rFonts w:hint="eastAsia"/>
+          <w:szCs w:val="28"/>
+        </w:rPr>
+      </w:pPr>
+      <w:r>
+        <w:rPr>
+          <w:szCs w:val="28"/>
+        </w:rPr>
+        <w:t>迴響與餘味</w:t>
+      </w:r>
+      <w:r>
+        <w:rPr>
+          <w:rFonts w:hint="eastAsia"/>
+          <w:szCs w:val="28"/>
+        </w:rPr>
+        <w:t>：</w:t>
+      </w:r>
+      <w:r>
+        <w:rPr>
+          <w:szCs w:val="28"/>
+        </w:rPr>
+        <w:t>迴響指聲音引起的回聲，比喻作品產生的共鳴與影響；餘味指吃完食物後殘留的滋味，比喻作品耐人尋味、值得反覆咀嚼。形容優秀的藝術作品具有長遠的感染力，能讓人在閱讀結束後，內心依然受到撼動，久久不能忘懷。</w:t>
       </w:r>
     </w:p>
     <w:sectPr>
-      <w:footerReference w:type="default" r:id="rId10"/>
+      <w:footerReference w:type="default" r:id="rId8"/>
       <w:pgSz w:w="11906" w:h="16838"/>
       <w:pgMar w:top="567" w:right="851" w:bottom="567" w:left="851" w:header="567" w:footer="0" w:gutter="0"/>
       <w:cols w:space="720"/>
@@ -2564,7 +1364,7 @@
 </file>
 
 <file path=word/endnotes.xml><?xml version="1.0" encoding="utf-8"?>
-<w:endnotes xmlns:wpc="http://schemas.microsoft.com/office/word/2010/wordprocessingCanvas" xmlns:cx="http://schemas.microsoft.com/office/drawing/2014/chartex" xmlns:cx1="http://schemas.microsoft.com/office/drawing/2015/9/8/chartex" xmlns:cx2="http://schemas.microsoft.com/office/drawing/2015/10/21/chartex" xmlns:cx3="http://schemas.microsoft.com/office/drawing/2016/5/9/chartex" xmlns:cx4="http://schemas.microsoft.com/office/drawing/2016/5/10/chartex" xmlns:cx5="http://schemas.microsoft.com/office/drawing/2016/5/11/chartex" xmlns:cx6="http://schemas.microsoft.com/office/drawing/2016/5/12/chartex" xmlns:cx7="http://schemas.microsoft.com/office/drawing/2016/5/13/chartex" xmlns:cx8="http://schemas.microsoft.com/office/drawing/2016/5/14/chartex" xmlns:mc="http://schemas.openxmlformats.org/markup-compatibility/2006" xmlns:aink="http://schemas.microsoft.com/office/drawing/2016/ink" xmlns:am3d="http://schemas.microsoft.com/office/drawing/2017/model3d" xmlns:o="urn:schemas-microsoft-com:office:office" xmlns:r="http://schemas.openxmlformats.org/officeDocument/2006/relationships" xmlns:m="http://schemas.openxmlformats.org/officeDocument/2006/math" xmlns:v="urn:schemas-microsoft-com:vml" xmlns:wp14="http://schemas.microsoft.com/office/word/2010/wordprocessingDrawing" xmlns:wp="http://schemas.openxmlformats.org/drawingml/2006/wordprocessingDrawing" xmlns:w10="urn:schemas-microsoft-com:office:word" xmlns:w="http://schemas.openxmlformats.org/wordprocessingml/2006/main" xmlns:w14="http://schemas.microsoft.com/office/word/2010/wordml" xmlns:w15="http://schemas.microsoft.com/office/word/2012/wordml" xmlns:w16cex="http://schemas.microsoft.com/office/word/2018/wordml/cex" xmlns:w16cid="http://schemas.microsoft.com/office/word/2016/wordml/cid" xmlns:w16="http://schemas.microsoft.com/office/word/2018/wordml" xmlns:w16sdtdh="http://schemas.microsoft.com/office/word/2020/wordml/sdtdatahash" xmlns:w16se="http://schemas.microsoft.com/office/word/2015/wordml/symex" xmlns:wpg="http://schemas.microsoft.com/office/word/2010/wordprocessingGroup" xmlns:wpi="http://schemas.microsoft.com/office/word/2010/wordprocessingInk" xmlns:wne="http://schemas.microsoft.com/office/word/2006/wordml" xmlns:wps="http://schemas.microsoft.com/office/word/2010/wordprocessingShape" mc:Ignorable="w14 w15 w16se w16cid w16 w16cex w16sdtdh wp14">
+<w:endnotes xmlns:wpc="http://schemas.microsoft.com/office/word/2010/wordprocessingCanvas" xmlns:cx="http://schemas.microsoft.com/office/drawing/2014/chartex" xmlns:cx1="http://schemas.microsoft.com/office/drawing/2015/9/8/chartex" xmlns:cx2="http://schemas.microsoft.com/office/drawing/2015/10/21/chartex" xmlns:cx3="http://schemas.microsoft.com/office/drawing/2016/5/9/chartex" xmlns:cx4="http://schemas.microsoft.com/office/drawing/2016/5/10/chartex" xmlns:cx5="http://schemas.microsoft.com/office/drawing/2016/5/11/chartex" xmlns:cx6="http://schemas.microsoft.com/office/drawing/2016/5/12/chartex" xmlns:cx7="http://schemas.microsoft.com/office/drawing/2016/5/13/chartex" xmlns:cx8="http://schemas.microsoft.com/office/drawing/2016/5/14/chartex" xmlns:mc="http://schemas.openxmlformats.org/markup-compatibility/2006" xmlns:aink="http://schemas.microsoft.com/office/drawing/2016/ink" xmlns:am3d="http://schemas.microsoft.com/office/drawing/2017/model3d" xmlns:o="urn:schemas-microsoft-com:office:office" xmlns:oel="http://schemas.microsoft.com/office/2019/extlst" xmlns:r="http://schemas.openxmlformats.org/officeDocument/2006/relationships" xmlns:m="http://schemas.openxmlformats.org/officeDocument/2006/math" xmlns:v="urn:schemas-microsoft-com:vml" xmlns:wp14="http://schemas.microsoft.com/office/word/2010/wordprocessingDrawing" xmlns:wp="http://schemas.openxmlformats.org/drawingml/2006/wordprocessingDrawing" xmlns:w10="urn:schemas-microsoft-com:office:word" xmlns:w="http://schemas.openxmlformats.org/wordprocessingml/2006/main" xmlns:w14="http://schemas.microsoft.com/office/word/2010/wordml" xmlns:w15="http://schemas.microsoft.com/office/word/2012/wordml" xmlns:w16cex="http://schemas.microsoft.com/office/word/2018/wordml/cex" xmlns:w16cid="http://schemas.microsoft.com/office/word/2016/wordml/cid" xmlns:w16="http://schemas.microsoft.com/office/word/2018/wordml" xmlns:w16du="http://schemas.microsoft.com/office/word/2023/wordml/word16du" xmlns:w16sdtdh="http://schemas.microsoft.com/office/word/2020/wordml/sdtdatahash" xmlns:w16sdtfl="http://schemas.microsoft.com/office/word/2024/wordml/sdtformatlock" xmlns:w16se="http://schemas.microsoft.com/office/word/2015/wordml/symex" xmlns:wpg="http://schemas.microsoft.com/office/word/2010/wordprocessingGroup" xmlns:wpi="http://schemas.microsoft.com/office/word/2010/wordprocessingInk" xmlns:wne="http://schemas.microsoft.com/office/word/2006/wordml" xmlns:wps="http://schemas.microsoft.com/office/word/2010/wordprocessingShape" mc:Ignorable="w14 w15 w16se w16cid w16 w16cex w16sdtdh w16sdtfl w16du wp14">
   <w:endnote w:type="separator" w:id="-1">
     <w:p>
       <w:pPr>
@@ -2589,7 +1389,7 @@
 </file>
 
 <file path=word/footer1.xml><?xml version="1.0" encoding="utf-8"?>
-<w:ftr xmlns:wpc="http://schemas.microsoft.com/office/word/2010/wordprocessingCanvas" xmlns:cx="http://schemas.microsoft.com/office/drawing/2014/chartex" xmlns:cx1="http://schemas.microsoft.com/office/drawing/2015/9/8/chartex" xmlns:cx2="http://schemas.microsoft.com/office/drawing/2015/10/21/chartex" xmlns:cx3="http://schemas.microsoft.com/office/drawing/2016/5/9/chartex" xmlns:cx4="http://schemas.microsoft.com/office/drawing/2016/5/10/chartex" xmlns:cx5="http://schemas.microsoft.com/office/drawing/2016/5/11/chartex" xmlns:cx6="http://schemas.microsoft.com/office/drawing/2016/5/12/chartex" xmlns:cx7="http://schemas.microsoft.com/office/drawing/2016/5/13/chartex" xmlns:cx8="http://schemas.microsoft.com/office/drawing/2016/5/14/chartex" xmlns:mc="http://schemas.openxmlformats.org/markup-compatibility/2006" xmlns:aink="http://schemas.microsoft.com/office/drawing/2016/ink" xmlns:am3d="http://schemas.microsoft.com/office/drawing/2017/model3d" xmlns:o="urn:schemas-microsoft-com:office:office" xmlns:r="http://schemas.openxmlformats.org/officeDocument/2006/relationships" xmlns:m="http://schemas.openxmlformats.org/officeDocument/2006/math" xmlns:v="urn:schemas-microsoft-com:vml" xmlns:wp14="http://schemas.microsoft.com/office/word/2010/wordprocessingDrawing" xmlns:wp="http://schemas.openxmlformats.org/drawingml/2006/wordprocessingDrawing" xmlns:w10="urn:schemas-microsoft-com:office:word" xmlns:w="http://schemas.openxmlformats.org/wordprocessingml/2006/main" xmlns:w14="http://schemas.microsoft.com/office/word/2010/wordml" xmlns:w15="http://schemas.microsoft.com/office/word/2012/wordml" xmlns:w16cex="http://schemas.microsoft.com/office/word/2018/wordml/cex" xmlns:w16cid="http://schemas.microsoft.com/office/word/2016/wordml/cid" xmlns:w16="http://schemas.microsoft.com/office/word/2018/wordml" xmlns:w16sdtdh="http://schemas.microsoft.com/office/word/2020/wordml/sdtdatahash" xmlns:w16se="http://schemas.microsoft.com/office/word/2015/wordml/symex" xmlns:wpg="http://schemas.microsoft.com/office/word/2010/wordprocessingGroup" xmlns:wpi="http://schemas.microsoft.com/office/word/2010/wordprocessingInk" xmlns:wne="http://schemas.microsoft.com/office/word/2006/wordml" xmlns:wps="http://schemas.microsoft.com/office/word/2010/wordprocessingShape" mc:Ignorable="w14 w15 w16se w16cid w16 w16cex w16sdtdh wp14">
+<w:ftr xmlns:wpc="http://schemas.microsoft.com/office/word/2010/wordprocessingCanvas" xmlns:cx="http://schemas.microsoft.com/office/drawing/2014/chartex" xmlns:cx1="http://schemas.microsoft.com/office/drawing/2015/9/8/chartex" xmlns:cx2="http://schemas.microsoft.com/office/drawing/2015/10/21/chartex" xmlns:cx3="http://schemas.microsoft.com/office/drawing/2016/5/9/chartex" xmlns:cx4="http://schemas.microsoft.com/office/drawing/2016/5/10/chartex" xmlns:cx5="http://schemas.microsoft.com/office/drawing/2016/5/11/chartex" xmlns:cx6="http://schemas.microsoft.com/office/drawing/2016/5/12/chartex" xmlns:cx7="http://schemas.microsoft.com/office/drawing/2016/5/13/chartex" xmlns:cx8="http://schemas.microsoft.com/office/drawing/2016/5/14/chartex" xmlns:mc="http://schemas.openxmlformats.org/markup-compatibility/2006" xmlns:aink="http://schemas.microsoft.com/office/drawing/2016/ink" xmlns:am3d="http://schemas.microsoft.com/office/drawing/2017/model3d" xmlns:o="urn:schemas-microsoft-com:office:office" xmlns:oel="http://schemas.microsoft.com/office/2019/extlst" xmlns:r="http://schemas.openxmlformats.org/officeDocument/2006/relationships" xmlns:m="http://schemas.openxmlformats.org/officeDocument/2006/math" xmlns:v="urn:schemas-microsoft-com:vml" xmlns:wp14="http://schemas.microsoft.com/office/word/2010/wordprocessingDrawing" xmlns:wp="http://schemas.openxmlformats.org/drawingml/2006/wordprocessingDrawing" xmlns:w10="urn:schemas-microsoft-com:office:word" xmlns:w="http://schemas.openxmlformats.org/wordprocessingml/2006/main" xmlns:w14="http://schemas.microsoft.com/office/word/2010/wordml" xmlns:w15="http://schemas.microsoft.com/office/word/2012/wordml" xmlns:w16cex="http://schemas.microsoft.com/office/word/2018/wordml/cex" xmlns:w16cid="http://schemas.microsoft.com/office/word/2016/wordml/cid" xmlns:w16="http://schemas.microsoft.com/office/word/2018/wordml" xmlns:w16du="http://schemas.microsoft.com/office/word/2023/wordml/word16du" xmlns:w16sdtdh="http://schemas.microsoft.com/office/word/2020/wordml/sdtdatahash" xmlns:w16sdtfl="http://schemas.microsoft.com/office/word/2024/wordml/sdtformatlock" xmlns:w16se="http://schemas.microsoft.com/office/word/2015/wordml/symex" xmlns:wpg="http://schemas.microsoft.com/office/word/2010/wordprocessingGroup" xmlns:wpi="http://schemas.microsoft.com/office/word/2010/wordprocessingInk" xmlns:wne="http://schemas.microsoft.com/office/word/2006/wordml" xmlns:wps="http://schemas.microsoft.com/office/word/2010/wordprocessingShape" mc:Ignorable="w14 w15 w16se w16cid w16 w16cex w16sdtdh w16sdtfl w16du wp14">
   <w:sdt>
     <w:sdtPr>
       <w:id w:val="1495451635"/>
@@ -2598,7 +1398,6 @@
         <w:docPartUnique/>
       </w:docPartObj>
     </w:sdtPr>
-    <w:sdtEndPr/>
     <w:sdtContent>
       <w:p>
         <w:pPr>
@@ -2660,7 +1459,7 @@
 </file>
 
 <file path=word/footnotes.xml><?xml version="1.0" encoding="utf-8"?>
-<w:footnotes xmlns:wpc="http://schemas.microsoft.com/office/word/2010/wordprocessingCanvas" xmlns:cx="http://schemas.microsoft.com/office/drawing/2014/chartex" xmlns:cx1="http://schemas.microsoft.com/office/drawing/2015/9/8/chartex" xmlns:cx2="http://schemas.microsoft.com/office/drawing/2015/10/21/chartex" xmlns:cx3="http://schemas.microsoft.com/office/drawing/2016/5/9/chartex" xmlns:cx4="http://schemas.microsoft.com/office/drawing/2016/5/10/chartex" xmlns:cx5="http://schemas.microsoft.com/office/drawing/2016/5/11/chartex" xmlns:cx6="http://schemas.microsoft.com/office/drawing/2016/5/12/chartex" xmlns:cx7="http://schemas.microsoft.com/office/drawing/2016/5/13/chartex" xmlns:cx8="http://schemas.microsoft.com/office/drawing/2016/5/14/chartex" xmlns:mc="http://schemas.openxmlformats.org/markup-compatibility/2006" xmlns:aink="http://schemas.microsoft.com/office/drawing/2016/ink" xmlns:am3d="http://schemas.microsoft.com/office/drawing/2017/model3d" xmlns:o="urn:schemas-microsoft-com:office:office" xmlns:r="http://schemas.openxmlformats.org/officeDocument/2006/relationships" xmlns:m="http://schemas.openxmlformats.org/officeDocument/2006/math" xmlns:v="urn:schemas-microsoft-com:vml" xmlns:wp14="http://schemas.microsoft.com/office/word/2010/wordprocessingDrawing" xmlns:wp="http://schemas.openxmlformats.org/drawingml/2006/wordprocessingDrawing" xmlns:w10="urn:schemas-microsoft-com:office:word" xmlns:w="http://schemas.openxmlformats.org/wordprocessingml/2006/main" xmlns:w14="http://schemas.microsoft.com/office/word/2010/wordml" xmlns:w15="http://schemas.microsoft.com/office/word/2012/wordml" xmlns:w16cex="http://schemas.microsoft.com/office/word/2018/wordml/cex" xmlns:w16cid="http://schemas.microsoft.com/office/word/2016/wordml/cid" xmlns:w16="http://schemas.microsoft.com/office/word/2018/wordml" xmlns:w16sdtdh="http://schemas.microsoft.com/office/word/2020/wordml/sdtdatahash" xmlns:w16se="http://schemas.microsoft.com/office/word/2015/wordml/symex" xmlns:wpg="http://schemas.microsoft.com/office/word/2010/wordprocessingGroup" xmlns:wpi="http://schemas.microsoft.com/office/word/2010/wordprocessingInk" xmlns:wne="http://schemas.microsoft.com/office/word/2006/wordml" xmlns:wps="http://schemas.microsoft.com/office/word/2010/wordprocessingShape" mc:Ignorable="w14 w15 w16se w16cid w16 w16cex w16sdtdh wp14">
+<w:footnotes xmlns:wpc="http://schemas.microsoft.com/office/word/2010/wordprocessingCanvas" xmlns:cx="http://schemas.microsoft.com/office/drawing/2014/chartex" xmlns:cx1="http://schemas.microsoft.com/office/drawing/2015/9/8/chartex" xmlns:cx2="http://schemas.microsoft.com/office/drawing/2015/10/21/chartex" xmlns:cx3="http://schemas.microsoft.com/office/drawing/2016/5/9/chartex" xmlns:cx4="http://schemas.microsoft.com/office/drawing/2016/5/10/chartex" xmlns:cx5="http://schemas.microsoft.com/office/drawing/2016/5/11/chartex" xmlns:cx6="http://schemas.microsoft.com/office/drawing/2016/5/12/chartex" xmlns:cx7="http://schemas.microsoft.com/office/drawing/2016/5/13/chartex" xmlns:cx8="http://schemas.microsoft.com/office/drawing/2016/5/14/chartex" xmlns:mc="http://schemas.openxmlformats.org/markup-compatibility/2006" xmlns:aink="http://schemas.microsoft.com/office/drawing/2016/ink" xmlns:am3d="http://schemas.microsoft.com/office/drawing/2017/model3d" xmlns:o="urn:schemas-microsoft-com:office:office" xmlns:oel="http://schemas.microsoft.com/office/2019/extlst" xmlns:r="http://schemas.openxmlformats.org/officeDocument/2006/relationships" xmlns:m="http://schemas.openxmlformats.org/officeDocument/2006/math" xmlns:v="urn:schemas-microsoft-com:vml" xmlns:wp14="http://schemas.microsoft.com/office/word/2010/wordprocessingDrawing" xmlns:wp="http://schemas.openxmlformats.org/drawingml/2006/wordprocessingDrawing" xmlns:w10="urn:schemas-microsoft-com:office:word" xmlns:w="http://schemas.openxmlformats.org/wordprocessingml/2006/main" xmlns:w14="http://schemas.microsoft.com/office/word/2010/wordml" xmlns:w15="http://schemas.microsoft.com/office/word/2012/wordml" xmlns:w16cex="http://schemas.microsoft.com/office/word/2018/wordml/cex" xmlns:w16cid="http://schemas.microsoft.com/office/word/2016/wordml/cid" xmlns:w16="http://schemas.microsoft.com/office/word/2018/wordml" xmlns:w16du="http://schemas.microsoft.com/office/word/2023/wordml/word16du" xmlns:w16sdtdh="http://schemas.microsoft.com/office/word/2020/wordml/sdtdatahash" xmlns:w16sdtfl="http://schemas.microsoft.com/office/word/2024/wordml/sdtformatlock" xmlns:w16se="http://schemas.microsoft.com/office/word/2015/wordml/symex" xmlns:wpg="http://schemas.microsoft.com/office/word/2010/wordprocessingGroup" xmlns:wpi="http://schemas.microsoft.com/office/word/2010/wordprocessingInk" xmlns:wne="http://schemas.microsoft.com/office/word/2006/wordml" xmlns:wps="http://schemas.microsoft.com/office/word/2010/wordprocessingShape" mc:Ignorable="w14 w15 w16se w16cid w16 w16cex w16sdtdh w16sdtfl w16du wp14">
   <w:footnote w:type="separator" w:id="-1">
     <w:p>
       <w:pPr>
@@ -2685,7 +1484,7 @@
 </file>
 
 <file path=word/numbering.xml><?xml version="1.0" encoding="utf-8"?>
-<w:numbering xmlns:wpc="http://schemas.microsoft.com/office/word/2010/wordprocessingCanvas" xmlns:cx="http://schemas.microsoft.com/office/drawing/2014/chartex" xmlns:cx1="http://schemas.microsoft.com/office/drawing/2015/9/8/chartex" xmlns:cx2="http://schemas.microsoft.com/office/drawing/2015/10/21/chartex" xmlns:cx3="http://schemas.microsoft.com/office/drawing/2016/5/9/chartex" xmlns:cx4="http://schemas.microsoft.com/office/drawing/2016/5/10/chartex" xmlns:cx5="http://schemas.microsoft.com/office/drawing/2016/5/11/chartex" xmlns:cx6="http://schemas.microsoft.com/office/drawing/2016/5/12/chartex" xmlns:cx7="http://schemas.microsoft.com/office/drawing/2016/5/13/chartex" xmlns:cx8="http://schemas.microsoft.com/office/drawing/2016/5/14/chartex" xmlns:mc="http://schemas.openxmlformats.org/markup-compatibility/2006" xmlns:aink="http://schemas.microsoft.com/office/drawing/2016/ink" xmlns:am3d="http://schemas.microsoft.com/office/drawing/2017/model3d" xmlns:o="urn:schemas-microsoft-com:office:office" xmlns:r="http://schemas.openxmlformats.org/officeDocument/2006/relationships" xmlns:m="http://schemas.openxmlformats.org/officeDocument/2006/math" xmlns:v="urn:schemas-microsoft-com:vml" xmlns:wp14="http://schemas.microsoft.com/office/word/2010/wordprocessingDrawing" xmlns:wp="http://schemas.openxmlformats.org/drawingml/2006/wordprocessingDrawing" xmlns:w10="urn:schemas-microsoft-com:office:word" xmlns:w="http://schemas.openxmlformats.org/wordprocessingml/2006/main" xmlns:w14="http://schemas.microsoft.com/office/word/2010/wordml" xmlns:w15="http://schemas.microsoft.com/office/word/2012/wordml" xmlns:w16cex="http://schemas.microsoft.com/office/word/2018/wordml/cex" xmlns:w16cid="http://schemas.microsoft.com/office/word/2016/wordml/cid" xmlns:w16="http://schemas.microsoft.com/office/word/2018/wordml" xmlns:w16sdtdh="http://schemas.microsoft.com/office/word/2020/wordml/sdtdatahash" xmlns:w16se="http://schemas.microsoft.com/office/word/2015/wordml/symex" xmlns:wpg="http://schemas.microsoft.com/office/word/2010/wordprocessingGroup" xmlns:wpi="http://schemas.microsoft.com/office/word/2010/wordprocessingInk" xmlns:wne="http://schemas.microsoft.com/office/word/2006/wordml" xmlns:wps="http://schemas.microsoft.com/office/word/2010/wordprocessingShape" mc:Ignorable="w14 w15 w16se w16cid w16 w16cex w16sdtdh wp14">
+<w:numbering xmlns:wpc="http://schemas.microsoft.com/office/word/2010/wordprocessingCanvas" xmlns:cx="http://schemas.microsoft.com/office/drawing/2014/chartex" xmlns:cx1="http://schemas.microsoft.com/office/drawing/2015/9/8/chartex" xmlns:cx2="http://schemas.microsoft.com/office/drawing/2015/10/21/chartex" xmlns:cx3="http://schemas.microsoft.com/office/drawing/2016/5/9/chartex" xmlns:cx4="http://schemas.microsoft.com/office/drawing/2016/5/10/chartex" xmlns:cx5="http://schemas.microsoft.com/office/drawing/2016/5/11/chartex" xmlns:cx6="http://schemas.microsoft.com/office/drawing/2016/5/12/chartex" xmlns:cx7="http://schemas.microsoft.com/office/drawing/2016/5/13/chartex" xmlns:cx8="http://schemas.microsoft.com/office/drawing/2016/5/14/chartex" xmlns:mc="http://schemas.openxmlformats.org/markup-compatibility/2006" xmlns:aink="http://schemas.microsoft.com/office/drawing/2016/ink" xmlns:am3d="http://schemas.microsoft.com/office/drawing/2017/model3d" xmlns:o="urn:schemas-microsoft-com:office:office" xmlns:oel="http://schemas.microsoft.com/office/2019/extlst" xmlns:r="http://schemas.openxmlformats.org/officeDocument/2006/relationships" xmlns:m="http://schemas.openxmlformats.org/officeDocument/2006/math" xmlns:v="urn:schemas-microsoft-com:vml" xmlns:wp14="http://schemas.microsoft.com/office/word/2010/wordprocessingDrawing" xmlns:wp="http://schemas.openxmlformats.org/drawingml/2006/wordprocessingDrawing" xmlns:w10="urn:schemas-microsoft-com:office:word" xmlns:w="http://schemas.openxmlformats.org/wordprocessingml/2006/main" xmlns:w14="http://schemas.microsoft.com/office/word/2010/wordml" xmlns:w15="http://schemas.microsoft.com/office/word/2012/wordml" xmlns:w16cex="http://schemas.microsoft.com/office/word/2018/wordml/cex" xmlns:w16cid="http://schemas.microsoft.com/office/word/2016/wordml/cid" xmlns:w16="http://schemas.microsoft.com/office/word/2018/wordml" xmlns:w16du="http://schemas.microsoft.com/office/word/2023/wordml/word16du" xmlns:w16sdtdh="http://schemas.microsoft.com/office/word/2020/wordml/sdtdatahash" xmlns:w16sdtfl="http://schemas.microsoft.com/office/word/2024/wordml/sdtformatlock" xmlns:w16se="http://schemas.microsoft.com/office/word/2015/wordml/symex" xmlns:wpg="http://schemas.microsoft.com/office/word/2010/wordprocessingGroup" xmlns:wpi="http://schemas.microsoft.com/office/word/2010/wordprocessingInk" xmlns:wne="http://schemas.microsoft.com/office/word/2006/wordml" xmlns:wps="http://schemas.microsoft.com/office/word/2010/wordprocessingShape" mc:Ignorable="w14 w15 w16se w16cid w16 w16cex w16sdtdh w16sdtfl w16du wp14">
   <w:abstractNum w:abstractNumId="0" w15:restartNumberingAfterBreak="0">
     <w:nsid w:val="FFFFFF89"/>
     <w:multiLevelType w:val="singleLevel"/>
@@ -7558,158 +6357,158 @@
       </w:pPr>
     </w:lvl>
   </w:abstractNum>
-  <w:num w:numId="1">
+  <w:num w:numId="1" w16cid:durableId="1720978126">
     <w:abstractNumId w:val="41"/>
   </w:num>
-  <w:num w:numId="2">
+  <w:num w:numId="2" w16cid:durableId="915938054">
     <w:abstractNumId w:val="13"/>
   </w:num>
-  <w:num w:numId="3">
+  <w:num w:numId="3" w16cid:durableId="2023050040">
     <w:abstractNumId w:val="2"/>
   </w:num>
-  <w:num w:numId="4">
+  <w:num w:numId="4" w16cid:durableId="241840605">
     <w:abstractNumId w:val="19"/>
   </w:num>
-  <w:num w:numId="5">
+  <w:num w:numId="5" w16cid:durableId="2021158275">
     <w:abstractNumId w:val="30"/>
   </w:num>
-  <w:num w:numId="6">
+  <w:num w:numId="6" w16cid:durableId="138310136">
     <w:abstractNumId w:val="44"/>
   </w:num>
-  <w:num w:numId="7">
+  <w:num w:numId="7" w16cid:durableId="1697653068">
     <w:abstractNumId w:val="10"/>
   </w:num>
-  <w:num w:numId="8">
+  <w:num w:numId="8" w16cid:durableId="1690638670">
     <w:abstractNumId w:val="48"/>
   </w:num>
-  <w:num w:numId="9">
+  <w:num w:numId="9" w16cid:durableId="761267639">
     <w:abstractNumId w:val="32"/>
   </w:num>
-  <w:num w:numId="10">
+  <w:num w:numId="10" w16cid:durableId="1233932948">
     <w:abstractNumId w:val="40"/>
   </w:num>
-  <w:num w:numId="11">
+  <w:num w:numId="11" w16cid:durableId="2048529082">
     <w:abstractNumId w:val="11"/>
   </w:num>
-  <w:num w:numId="12">
+  <w:num w:numId="12" w16cid:durableId="363865896">
     <w:abstractNumId w:val="6"/>
   </w:num>
-  <w:num w:numId="13">
+  <w:num w:numId="13" w16cid:durableId="1709141197">
     <w:abstractNumId w:val="15"/>
   </w:num>
-  <w:num w:numId="14">
+  <w:num w:numId="14" w16cid:durableId="746075102">
     <w:abstractNumId w:val="34"/>
   </w:num>
-  <w:num w:numId="15">
+  <w:num w:numId="15" w16cid:durableId="1651128966">
     <w:abstractNumId w:val="28"/>
   </w:num>
-  <w:num w:numId="16">
+  <w:num w:numId="16" w16cid:durableId="622535888">
     <w:abstractNumId w:val="39"/>
   </w:num>
-  <w:num w:numId="17">
+  <w:num w:numId="17" w16cid:durableId="1544907471">
     <w:abstractNumId w:val="42"/>
   </w:num>
-  <w:num w:numId="18">
+  <w:num w:numId="18" w16cid:durableId="442847457">
     <w:abstractNumId w:val="16"/>
   </w:num>
-  <w:num w:numId="19">
+  <w:num w:numId="19" w16cid:durableId="1319771815">
     <w:abstractNumId w:val="33"/>
   </w:num>
-  <w:num w:numId="20">
+  <w:num w:numId="20" w16cid:durableId="1880892929">
     <w:abstractNumId w:val="31"/>
   </w:num>
-  <w:num w:numId="21">
+  <w:num w:numId="21" w16cid:durableId="908616106">
     <w:abstractNumId w:val="23"/>
   </w:num>
-  <w:num w:numId="22">
+  <w:num w:numId="22" w16cid:durableId="993677852">
     <w:abstractNumId w:val="46"/>
   </w:num>
-  <w:num w:numId="23">
+  <w:num w:numId="23" w16cid:durableId="1831630672">
     <w:abstractNumId w:val="29"/>
   </w:num>
-  <w:num w:numId="24">
+  <w:num w:numId="24" w16cid:durableId="364211849">
     <w:abstractNumId w:val="12"/>
   </w:num>
-  <w:num w:numId="25">
+  <w:num w:numId="25" w16cid:durableId="345522147">
     <w:abstractNumId w:val="9"/>
   </w:num>
-  <w:num w:numId="26">
+  <w:num w:numId="26" w16cid:durableId="1409888200">
     <w:abstractNumId w:val="17"/>
   </w:num>
-  <w:num w:numId="27">
+  <w:num w:numId="27" w16cid:durableId="577449250">
     <w:abstractNumId w:val="5"/>
   </w:num>
-  <w:num w:numId="28">
+  <w:num w:numId="28" w16cid:durableId="1134366994">
     <w:abstractNumId w:val="18"/>
   </w:num>
-  <w:num w:numId="29">
+  <w:num w:numId="29" w16cid:durableId="830144959">
     <w:abstractNumId w:val="22"/>
   </w:num>
-  <w:num w:numId="30">
+  <w:num w:numId="30" w16cid:durableId="1690332853">
     <w:abstractNumId w:val="21"/>
   </w:num>
-  <w:num w:numId="31">
+  <w:num w:numId="31" w16cid:durableId="2019964578">
     <w:abstractNumId w:val="20"/>
   </w:num>
-  <w:num w:numId="32">
+  <w:num w:numId="32" w16cid:durableId="1145315186">
     <w:abstractNumId w:val="36"/>
   </w:num>
-  <w:num w:numId="33">
+  <w:num w:numId="33" w16cid:durableId="115220464">
     <w:abstractNumId w:val="26"/>
   </w:num>
-  <w:num w:numId="34">
+  <w:num w:numId="34" w16cid:durableId="1710296841">
     <w:abstractNumId w:val="1"/>
   </w:num>
-  <w:num w:numId="35">
+  <w:num w:numId="35" w16cid:durableId="1835874811">
     <w:abstractNumId w:val="4"/>
   </w:num>
-  <w:num w:numId="36">
+  <w:num w:numId="36" w16cid:durableId="1023479452">
     <w:abstractNumId w:val="14"/>
   </w:num>
-  <w:num w:numId="37">
+  <w:num w:numId="37" w16cid:durableId="1438139024">
     <w:abstractNumId w:val="47"/>
   </w:num>
-  <w:num w:numId="38">
+  <w:num w:numId="38" w16cid:durableId="1470589217">
     <w:abstractNumId w:val="3"/>
   </w:num>
-  <w:num w:numId="39">
+  <w:num w:numId="39" w16cid:durableId="1740053270">
     <w:abstractNumId w:val="0"/>
   </w:num>
-  <w:num w:numId="40">
+  <w:num w:numId="40" w16cid:durableId="921719985">
     <w:abstractNumId w:val="35"/>
   </w:num>
-  <w:num w:numId="41">
+  <w:num w:numId="41" w16cid:durableId="2050913640">
     <w:abstractNumId w:val="43"/>
   </w:num>
-  <w:num w:numId="42">
+  <w:num w:numId="42" w16cid:durableId="1011182945">
     <w:abstractNumId w:val="7"/>
   </w:num>
-  <w:num w:numId="43">
+  <w:num w:numId="43" w16cid:durableId="1717772399">
     <w:abstractNumId w:val="38"/>
   </w:num>
-  <w:num w:numId="44">
+  <w:num w:numId="44" w16cid:durableId="966394298">
     <w:abstractNumId w:val="27"/>
   </w:num>
-  <w:num w:numId="45">
+  <w:num w:numId="45" w16cid:durableId="361589651">
     <w:abstractNumId w:val="37"/>
   </w:num>
-  <w:num w:numId="46">
+  <w:num w:numId="46" w16cid:durableId="1765422745">
     <w:abstractNumId w:val="45"/>
   </w:num>
-  <w:num w:numId="47">
+  <w:num w:numId="47" w16cid:durableId="315571924">
     <w:abstractNumId w:val="24"/>
   </w:num>
-  <w:num w:numId="48">
+  <w:num w:numId="48" w16cid:durableId="1573613496">
     <w:abstractNumId w:val="8"/>
   </w:num>
-  <w:num w:numId="49">
+  <w:num w:numId="49" w16cid:durableId="1013533139">
     <w:abstractNumId w:val="25"/>
   </w:num>
 </w:numbering>
 </file>
 
 <file path=word/styles.xml><?xml version="1.0" encoding="utf-8"?>
-<w:styles xmlns:mc="http://schemas.openxmlformats.org/markup-compatibility/2006" xmlns:r="http://schemas.openxmlformats.org/officeDocument/2006/relationships" xmlns:w="http://schemas.openxmlformats.org/wordprocessingml/2006/main" xmlns:w14="http://schemas.microsoft.com/office/word/2010/wordml" xmlns:w15="http://schemas.microsoft.com/office/word/2012/wordml" xmlns:w16cex="http://schemas.microsoft.com/office/word/2018/wordml/cex" xmlns:w16cid="http://schemas.microsoft.com/office/word/2016/wordml/cid" xmlns:w16="http://schemas.microsoft.com/office/word/2018/wordml" xmlns:w16sdtdh="http://schemas.microsoft.com/office/word/2020/wordml/sdtdatahash" xmlns:w16se="http://schemas.microsoft.com/office/word/2015/wordml/symex" mc:Ignorable="w14 w15 w16se w16cid w16 w16cex w16sdtdh">
+<w:styles xmlns:mc="http://schemas.openxmlformats.org/markup-compatibility/2006" xmlns:r="http://schemas.openxmlformats.org/officeDocument/2006/relationships" xmlns:w="http://schemas.openxmlformats.org/wordprocessingml/2006/main" xmlns:w14="http://schemas.microsoft.com/office/word/2010/wordml" xmlns:w15="http://schemas.microsoft.com/office/word/2012/wordml" xmlns:w16cex="http://schemas.microsoft.com/office/word/2018/wordml/cex" xmlns:w16cid="http://schemas.microsoft.com/office/word/2016/wordml/cid" xmlns:w16="http://schemas.microsoft.com/office/word/2018/wordml" xmlns:w16du="http://schemas.microsoft.com/office/word/2023/wordml/word16du" xmlns:w16sdtdh="http://schemas.microsoft.com/office/word/2020/wordml/sdtdatahash" xmlns:w16sdtfl="http://schemas.microsoft.com/office/word/2024/wordml/sdtformatlock" xmlns:w16se="http://schemas.microsoft.com/office/word/2015/wordml/symex" mc:Ignorable="w14 w15 w16se w16cid w16 w16cex w16sdtdh w16sdtfl w16du">
   <w:docDefaults>
     <w:rPrDefault>
       <w:rPr>
